--- a/Update.docx
+++ b/Update.docx
@@ -2281,6 +2281,782 @@
       </w:pPr>
     </w:p>
     <w:p/>
+    <w:p/>
+    <w:p/>
+    <w:p>
+      <w:pPr>
+        <w:spacing w:before="300" w:after="150" w:line="240" w:lineRule="auto"/>
+        <w:outlineLvl w:val="1"/>
+        <w:rPr>
+          <w:rFonts w:ascii="Times New Roman" w:eastAsia="Times New Roman" w:hAnsi="Times New Roman" w:cs="Times New Roman"/>
+          <w:b/>
+          <w:bCs/>
+          <w:kern w:val="0"/>
+          <w:sz w:val="31"/>
+          <w:szCs w:val="31"/>
+          <w14:ligatures w14:val="none"/>
+        </w:rPr>
+      </w:pPr>
+      <w:r>
+        <w:rPr>
+          <w:rFonts w:ascii="Arial" w:eastAsia="Times New Roman" w:hAnsi="Arial" w:cs="Arial"/>
+          <w:b/>
+          <w:bCs/>
+          <w:kern w:val="36"/>
+          <w:sz w:val="38"/>
+          <w:szCs w:val="38"/>
+          <w14:ligatures w14:val="none"/>
+        </w:rPr>
+        <w:lastRenderedPageBreak/>
+        <w:t>2</w:t>
+      </w:r>
+      <w:r>
+        <w:rPr>
+          <w:rFonts w:ascii="Arial" w:eastAsia="Times New Roman" w:hAnsi="Arial" w:cs="Arial"/>
+          <w:b/>
+          <w:bCs/>
+          <w:kern w:val="36"/>
+          <w:sz w:val="38"/>
+          <w:szCs w:val="38"/>
+          <w14:ligatures w14:val="none"/>
+        </w:rPr>
+        <w:t>8</w:t>
+      </w:r>
+      <w:r>
+        <w:rPr>
+          <w:rFonts w:ascii="Arial" w:eastAsia="Times New Roman" w:hAnsi="Arial" w:cs="Arial"/>
+          <w:b/>
+          <w:bCs/>
+          <w:kern w:val="36"/>
+          <w:sz w:val="38"/>
+          <w:szCs w:val="38"/>
+          <w14:ligatures w14:val="none"/>
+        </w:rPr>
+        <w:t xml:space="preserve"> June 2027</w:t>
+      </w:r>
+      <w:r>
+        <w:rPr>
+          <w:rFonts w:ascii="Arial" w:eastAsia="Times New Roman" w:hAnsi="Arial" w:cs="Arial"/>
+          <w:b/>
+          <w:bCs/>
+          <w:kern w:val="36"/>
+          <w:sz w:val="38"/>
+          <w:szCs w:val="38"/>
+          <w14:ligatures w14:val="none"/>
+        </w:rPr>
+        <w:t> </w:t>
+      </w:r>
+      <w:r>
+        <w:rPr>
+          <w:rFonts w:ascii="Times New Roman" w:eastAsia="Times New Roman" w:hAnsi="Times New Roman" w:cs="Times New Roman"/>
+          <w:b/>
+          <w:bCs/>
+          <w:kern w:val="0"/>
+          <w:sz w:val="31"/>
+          <w:szCs w:val="31"/>
+          <w14:ligatures w14:val="none"/>
+        </w:rPr>
+        <w:t>Completed Features:</w:t>
+      </w:r>
+    </w:p>
+    <w:p>
+      <w:pPr>
+        <w:spacing w:before="270" w:after="120" w:line="240" w:lineRule="auto"/>
+        <w:outlineLvl w:val="2"/>
+        <w:rPr>
+          <w:rFonts w:ascii="Times New Roman" w:eastAsia="Times New Roman" w:hAnsi="Times New Roman" w:cs="Times New Roman"/>
+          <w:b/>
+          <w:bCs/>
+          <w:kern w:val="0"/>
+          <w:sz w:val="28"/>
+          <w:szCs w:val="28"/>
+          <w14:ligatures w14:val="none"/>
+        </w:rPr>
+      </w:pPr>
+      <w:r>
+        <w:rPr>
+          <w:rFonts w:ascii="Times New Roman" w:eastAsia="Times New Roman" w:hAnsi="Times New Roman" w:cs="Times New Roman"/>
+          <w:b/>
+          <w:bCs/>
+          <w:kern w:val="0"/>
+          <w:sz w:val="28"/>
+          <w:szCs w:val="28"/>
+          <w14:ligatures w14:val="none"/>
+        </w:rPr>
+        <w:t>1. Walk-Forward Analysis</w:t>
+      </w:r>
+    </w:p>
+    <w:p>
+      <w:pPr>
+        <w:numPr>
+          <w:ilvl w:val="0"/>
+          <w:numId w:val="54"/>
+        </w:numPr>
+        <w:spacing w:before="30" w:after="30" w:line="240" w:lineRule="auto"/>
+        <w:ind w:left="960"/>
+        <w:rPr>
+          <w:rFonts w:ascii="Times New Roman" w:eastAsia="Times New Roman" w:hAnsi="Times New Roman" w:cs="Times New Roman"/>
+          <w:kern w:val="0"/>
+          <w14:ligatures w14:val="none"/>
+        </w:rPr>
+      </w:pPr>
+      <w:r>
+        <w:rPr>
+          <w:rFonts w:ascii="Apple Color Emoji" w:eastAsia="Times New Roman" w:hAnsi="Apple Color Emoji" w:cs="Apple Color Emoji"/>
+          <w:kern w:val="0"/>
+          <w14:ligatures w14:val="none"/>
+        </w:rPr>
+        <w:t>✅</w:t>
+      </w:r>
+      <w:r>
+        <w:rPr>
+          <w:rFonts w:ascii="Times New Roman" w:eastAsia="Times New Roman" w:hAnsi="Times New Roman" w:cs="Times New Roman"/>
+          <w:kern w:val="0"/>
+          <w14:ligatures w14:val="none"/>
+        </w:rPr>
+        <w:t xml:space="preserve"> Backend implementation with configurable parameters</w:t>
+      </w:r>
+    </w:p>
+    <w:p>
+      <w:pPr>
+        <w:numPr>
+          <w:ilvl w:val="0"/>
+          <w:numId w:val="55"/>
+        </w:numPr>
+        <w:spacing w:before="30" w:after="30" w:line="240" w:lineRule="auto"/>
+        <w:ind w:left="960"/>
+        <w:rPr>
+          <w:rFonts w:ascii="Times New Roman" w:eastAsia="Times New Roman" w:hAnsi="Times New Roman" w:cs="Times New Roman"/>
+          <w:kern w:val="0"/>
+          <w14:ligatures w14:val="none"/>
+        </w:rPr>
+      </w:pPr>
+      <w:r>
+        <w:rPr>
+          <w:rFonts w:ascii="Apple Color Emoji" w:eastAsia="Times New Roman" w:hAnsi="Apple Color Emoji" w:cs="Apple Color Emoji"/>
+          <w:kern w:val="0"/>
+          <w14:ligatures w14:val="none"/>
+        </w:rPr>
+        <w:t>✅</w:t>
+      </w:r>
+      <w:r>
+        <w:rPr>
+          <w:rFonts w:ascii="Times New Roman" w:eastAsia="Times New Roman" w:hAnsi="Times New Roman" w:cs="Times New Roman"/>
+          <w:kern w:val="0"/>
+          <w14:ligatures w14:val="none"/>
+        </w:rPr>
+        <w:t xml:space="preserve"> Frontend component with detailed results display</w:t>
+      </w:r>
+    </w:p>
+    <w:p>
+      <w:pPr>
+        <w:numPr>
+          <w:ilvl w:val="0"/>
+          <w:numId w:val="56"/>
+        </w:numPr>
+        <w:spacing w:before="30" w:after="30" w:line="240" w:lineRule="auto"/>
+        <w:ind w:left="960"/>
+        <w:rPr>
+          <w:rFonts w:ascii="Times New Roman" w:eastAsia="Times New Roman" w:hAnsi="Times New Roman" w:cs="Times New Roman"/>
+          <w:kern w:val="0"/>
+          <w14:ligatures w14:val="none"/>
+        </w:rPr>
+      </w:pPr>
+      <w:r>
+        <w:rPr>
+          <w:rFonts w:ascii="Apple Color Emoji" w:eastAsia="Times New Roman" w:hAnsi="Apple Color Emoji" w:cs="Apple Color Emoji"/>
+          <w:kern w:val="0"/>
+          <w14:ligatures w14:val="none"/>
+        </w:rPr>
+        <w:t>✅</w:t>
+      </w:r>
+      <w:r>
+        <w:rPr>
+          <w:rFonts w:ascii="Times New Roman" w:eastAsia="Times New Roman" w:hAnsi="Times New Roman" w:cs="Times New Roman"/>
+          <w:kern w:val="0"/>
+          <w14:ligatures w14:val="none"/>
+        </w:rPr>
+        <w:t xml:space="preserve"> Summary statistics and recommendations</w:t>
+      </w:r>
+    </w:p>
+    <w:p>
+      <w:pPr>
+        <w:numPr>
+          <w:ilvl w:val="0"/>
+          <w:numId w:val="57"/>
+        </w:numPr>
+        <w:spacing w:before="30" w:after="30" w:line="240" w:lineRule="auto"/>
+        <w:ind w:left="960"/>
+        <w:rPr>
+          <w:rFonts w:ascii="Times New Roman" w:eastAsia="Times New Roman" w:hAnsi="Times New Roman" w:cs="Times New Roman"/>
+          <w:kern w:val="0"/>
+          <w14:ligatures w14:val="none"/>
+        </w:rPr>
+      </w:pPr>
+      <w:r>
+        <w:rPr>
+          <w:rFonts w:ascii="Apple Color Emoji" w:eastAsia="Times New Roman" w:hAnsi="Apple Color Emoji" w:cs="Apple Color Emoji"/>
+          <w:kern w:val="0"/>
+          <w14:ligatures w14:val="none"/>
+        </w:rPr>
+        <w:t>✅</w:t>
+      </w:r>
+      <w:r>
+        <w:rPr>
+          <w:rFonts w:ascii="Times New Roman" w:eastAsia="Times New Roman" w:hAnsi="Times New Roman" w:cs="Times New Roman"/>
+          <w:kern w:val="0"/>
+          <w14:ligatures w14:val="none"/>
+        </w:rPr>
+        <w:t xml:space="preserve"> Individual window results table</w:t>
+      </w:r>
+    </w:p>
+    <w:p>
+      <w:pPr>
+        <w:spacing w:before="270" w:after="120" w:line="240" w:lineRule="auto"/>
+        <w:outlineLvl w:val="2"/>
+        <w:rPr>
+          <w:rFonts w:ascii="Times New Roman" w:eastAsia="Times New Roman" w:hAnsi="Times New Roman" w:cs="Times New Roman"/>
+          <w:b/>
+          <w:bCs/>
+          <w:kern w:val="0"/>
+          <w:sz w:val="28"/>
+          <w:szCs w:val="28"/>
+          <w14:ligatures w14:val="none"/>
+        </w:rPr>
+      </w:pPr>
+      <w:r>
+        <w:rPr>
+          <w:rFonts w:ascii="Times New Roman" w:eastAsia="Times New Roman" w:hAnsi="Times New Roman" w:cs="Times New Roman"/>
+          <w:b/>
+          <w:bCs/>
+          <w:kern w:val="0"/>
+          <w:sz w:val="28"/>
+          <w:szCs w:val="28"/>
+          <w14:ligatures w14:val="none"/>
+        </w:rPr>
+        <w:t>2. Live Alerts</w:t>
+      </w:r>
+    </w:p>
+    <w:p>
+      <w:pPr>
+        <w:numPr>
+          <w:ilvl w:val="0"/>
+          <w:numId w:val="58"/>
+        </w:numPr>
+        <w:spacing w:before="30" w:after="30" w:line="240" w:lineRule="auto"/>
+        <w:ind w:left="960"/>
+        <w:rPr>
+          <w:rFonts w:ascii="Times New Roman" w:eastAsia="Times New Roman" w:hAnsi="Times New Roman" w:cs="Times New Roman"/>
+          <w:kern w:val="0"/>
+          <w14:ligatures w14:val="none"/>
+        </w:rPr>
+      </w:pPr>
+      <w:r>
+        <w:rPr>
+          <w:rFonts w:ascii="Apple Color Emoji" w:eastAsia="Times New Roman" w:hAnsi="Apple Color Emoji" w:cs="Apple Color Emoji"/>
+          <w:kern w:val="0"/>
+          <w14:ligatures w14:val="none"/>
+        </w:rPr>
+        <w:t>✅</w:t>
+      </w:r>
+      <w:r>
+        <w:rPr>
+          <w:rFonts w:ascii="Times New Roman" w:eastAsia="Times New Roman" w:hAnsi="Times New Roman" w:cs="Times New Roman"/>
+          <w:kern w:val="0"/>
+          <w14:ligatures w14:val="none"/>
+        </w:rPr>
+        <w:t xml:space="preserve"> WebSocket connection for real-time alerts</w:t>
+      </w:r>
+    </w:p>
+    <w:p>
+      <w:pPr>
+        <w:numPr>
+          <w:ilvl w:val="0"/>
+          <w:numId w:val="59"/>
+        </w:numPr>
+        <w:spacing w:before="30" w:after="30" w:line="240" w:lineRule="auto"/>
+        <w:ind w:left="960"/>
+        <w:rPr>
+          <w:rFonts w:ascii="Times New Roman" w:eastAsia="Times New Roman" w:hAnsi="Times New Roman" w:cs="Times New Roman"/>
+          <w:kern w:val="0"/>
+          <w14:ligatures w14:val="none"/>
+        </w:rPr>
+      </w:pPr>
+      <w:r>
+        <w:rPr>
+          <w:rFonts w:ascii="Apple Color Emoji" w:eastAsia="Times New Roman" w:hAnsi="Apple Color Emoji" w:cs="Apple Color Emoji"/>
+          <w:kern w:val="0"/>
+          <w14:ligatures w14:val="none"/>
+        </w:rPr>
+        <w:t>✅</w:t>
+      </w:r>
+      <w:r>
+        <w:rPr>
+          <w:rFonts w:ascii="Times New Roman" w:eastAsia="Times New Roman" w:hAnsi="Times New Roman" w:cs="Times New Roman"/>
+          <w:kern w:val="0"/>
+          <w14:ligatures w14:val="none"/>
+        </w:rPr>
+        <w:t xml:space="preserve"> Alert types: signals, risk events, info</w:t>
+      </w:r>
+    </w:p>
+    <w:p>
+      <w:pPr>
+        <w:numPr>
+          <w:ilvl w:val="0"/>
+          <w:numId w:val="60"/>
+        </w:numPr>
+        <w:spacing w:before="30" w:after="30" w:line="240" w:lineRule="auto"/>
+        <w:ind w:left="960"/>
+        <w:rPr>
+          <w:rFonts w:ascii="Times New Roman" w:eastAsia="Times New Roman" w:hAnsi="Times New Roman" w:cs="Times New Roman"/>
+          <w:kern w:val="0"/>
+          <w14:ligatures w14:val="none"/>
+        </w:rPr>
+      </w:pPr>
+      <w:r>
+        <w:rPr>
+          <w:rFonts w:ascii="Apple Color Emoji" w:eastAsia="Times New Roman" w:hAnsi="Apple Color Emoji" w:cs="Apple Color Emoji"/>
+          <w:kern w:val="0"/>
+          <w14:ligatures w14:val="none"/>
+        </w:rPr>
+        <w:t>✅</w:t>
+      </w:r>
+      <w:r>
+        <w:rPr>
+          <w:rFonts w:ascii="Times New Roman" w:eastAsia="Times New Roman" w:hAnsi="Times New Roman" w:cs="Times New Roman"/>
+          <w:kern w:val="0"/>
+          <w14:ligatures w14:val="none"/>
+        </w:rPr>
+        <w:t xml:space="preserve"> Frontend component with alert management</w:t>
+      </w:r>
+    </w:p>
+    <w:p>
+      <w:pPr>
+        <w:numPr>
+          <w:ilvl w:val="0"/>
+          <w:numId w:val="61"/>
+        </w:numPr>
+        <w:spacing w:before="30" w:after="30" w:line="240" w:lineRule="auto"/>
+        <w:ind w:left="960"/>
+        <w:rPr>
+          <w:rFonts w:ascii="Times New Roman" w:eastAsia="Times New Roman" w:hAnsi="Times New Roman" w:cs="Times New Roman"/>
+          <w:kern w:val="0"/>
+          <w14:ligatures w14:val="none"/>
+        </w:rPr>
+      </w:pPr>
+      <w:r>
+        <w:rPr>
+          <w:rFonts w:ascii="Apple Color Emoji" w:eastAsia="Times New Roman" w:hAnsi="Apple Color Emoji" w:cs="Apple Color Emoji"/>
+          <w:kern w:val="0"/>
+          <w14:ligatures w14:val="none"/>
+        </w:rPr>
+        <w:t>✅</w:t>
+      </w:r>
+      <w:r>
+        <w:rPr>
+          <w:rFonts w:ascii="Times New Roman" w:eastAsia="Times New Roman" w:hAnsi="Times New Roman" w:cs="Times New Roman"/>
+          <w:kern w:val="0"/>
+          <w14:ligatures w14:val="none"/>
+        </w:rPr>
+        <w:t xml:space="preserve"> Unread count and alert clearing</w:t>
+      </w:r>
+    </w:p>
+    <w:p>
+      <w:pPr>
+        <w:spacing w:before="270" w:after="120" w:line="240" w:lineRule="auto"/>
+        <w:outlineLvl w:val="2"/>
+        <w:rPr>
+          <w:rFonts w:ascii="Times New Roman" w:eastAsia="Times New Roman" w:hAnsi="Times New Roman" w:cs="Times New Roman"/>
+          <w:b/>
+          <w:bCs/>
+          <w:kern w:val="0"/>
+          <w:sz w:val="28"/>
+          <w:szCs w:val="28"/>
+          <w14:ligatures w14:val="none"/>
+        </w:rPr>
+      </w:pPr>
+      <w:r>
+        <w:rPr>
+          <w:rFonts w:ascii="Times New Roman" w:eastAsia="Times New Roman" w:hAnsi="Times New Roman" w:cs="Times New Roman"/>
+          <w:b/>
+          <w:bCs/>
+          <w:kern w:val="0"/>
+          <w:sz w:val="28"/>
+          <w:szCs w:val="28"/>
+          <w14:ligatures w14:val="none"/>
+        </w:rPr>
+        <w:t>3. Economic Calendar</w:t>
+      </w:r>
+    </w:p>
+    <w:p>
+      <w:pPr>
+        <w:numPr>
+          <w:ilvl w:val="0"/>
+          <w:numId w:val="62"/>
+        </w:numPr>
+        <w:spacing w:before="30" w:after="30" w:line="240" w:lineRule="auto"/>
+        <w:ind w:left="960"/>
+        <w:rPr>
+          <w:rFonts w:ascii="Times New Roman" w:eastAsia="Times New Roman" w:hAnsi="Times New Roman" w:cs="Times New Roman"/>
+          <w:kern w:val="0"/>
+          <w14:ligatures w14:val="none"/>
+        </w:rPr>
+      </w:pPr>
+      <w:r>
+        <w:rPr>
+          <w:rFonts w:ascii="Apple Color Emoji" w:eastAsia="Times New Roman" w:hAnsi="Apple Color Emoji" w:cs="Apple Color Emoji"/>
+          <w:kern w:val="0"/>
+          <w14:ligatures w14:val="none"/>
+        </w:rPr>
+        <w:t>✅</w:t>
+      </w:r>
+      <w:r>
+        <w:rPr>
+          <w:rFonts w:ascii="Times New Roman" w:eastAsia="Times New Roman" w:hAnsi="Times New Roman" w:cs="Times New Roman"/>
+          <w:kern w:val="0"/>
+          <w14:ligatures w14:val="none"/>
+        </w:rPr>
+        <w:t xml:space="preserve"> Sample economic events data</w:t>
+      </w:r>
+    </w:p>
+    <w:p>
+      <w:pPr>
+        <w:numPr>
+          <w:ilvl w:val="0"/>
+          <w:numId w:val="63"/>
+        </w:numPr>
+        <w:spacing w:before="30" w:after="30" w:line="240" w:lineRule="auto"/>
+        <w:ind w:left="960"/>
+        <w:rPr>
+          <w:rFonts w:ascii="Times New Roman" w:eastAsia="Times New Roman" w:hAnsi="Times New Roman" w:cs="Times New Roman"/>
+          <w:kern w:val="0"/>
+          <w14:ligatures w14:val="none"/>
+        </w:rPr>
+      </w:pPr>
+      <w:r>
+        <w:rPr>
+          <w:rFonts w:ascii="Apple Color Emoji" w:eastAsia="Times New Roman" w:hAnsi="Apple Color Emoji" w:cs="Apple Color Emoji"/>
+          <w:kern w:val="0"/>
+          <w14:ligatures w14:val="none"/>
+        </w:rPr>
+        <w:t>✅</w:t>
+      </w:r>
+      <w:r>
+        <w:rPr>
+          <w:rFonts w:ascii="Times New Roman" w:eastAsia="Times New Roman" w:hAnsi="Times New Roman" w:cs="Times New Roman"/>
+          <w:kern w:val="0"/>
+          <w14:ligatures w14:val="none"/>
+        </w:rPr>
+        <w:t xml:space="preserve"> Filtering by currency, impact, date range</w:t>
+      </w:r>
+    </w:p>
+    <w:p>
+      <w:pPr>
+        <w:numPr>
+          <w:ilvl w:val="0"/>
+          <w:numId w:val="64"/>
+        </w:numPr>
+        <w:spacing w:before="30" w:after="30" w:line="240" w:lineRule="auto"/>
+        <w:ind w:left="960"/>
+        <w:rPr>
+          <w:rFonts w:ascii="Times New Roman" w:eastAsia="Times New Roman" w:hAnsi="Times New Roman" w:cs="Times New Roman"/>
+          <w:kern w:val="0"/>
+          <w14:ligatures w14:val="none"/>
+        </w:rPr>
+      </w:pPr>
+      <w:r>
+        <w:rPr>
+          <w:rFonts w:ascii="Apple Color Emoji" w:eastAsia="Times New Roman" w:hAnsi="Apple Color Emoji" w:cs="Apple Color Emoji"/>
+          <w:kern w:val="0"/>
+          <w14:ligatures w14:val="none"/>
+        </w:rPr>
+        <w:t>✅</w:t>
+      </w:r>
+      <w:r>
+        <w:rPr>
+          <w:rFonts w:ascii="Times New Roman" w:eastAsia="Times New Roman" w:hAnsi="Times New Roman" w:cs="Times New Roman"/>
+          <w:kern w:val="0"/>
+          <w14:ligatures w14:val="none"/>
+        </w:rPr>
+        <w:t xml:space="preserve"> High-impact event highlighting</w:t>
+      </w:r>
+    </w:p>
+    <w:p>
+      <w:pPr>
+        <w:numPr>
+          <w:ilvl w:val="0"/>
+          <w:numId w:val="65"/>
+        </w:numPr>
+        <w:spacing w:before="30" w:after="30" w:line="240" w:lineRule="auto"/>
+        <w:ind w:left="960"/>
+        <w:rPr>
+          <w:rFonts w:ascii="Times New Roman" w:eastAsia="Times New Roman" w:hAnsi="Times New Roman" w:cs="Times New Roman"/>
+          <w:kern w:val="0"/>
+          <w14:ligatures w14:val="none"/>
+        </w:rPr>
+      </w:pPr>
+      <w:r>
+        <w:rPr>
+          <w:rFonts w:ascii="Apple Color Emoji" w:eastAsia="Times New Roman" w:hAnsi="Apple Color Emoji" w:cs="Apple Color Emoji"/>
+          <w:kern w:val="0"/>
+          <w14:ligatures w14:val="none"/>
+        </w:rPr>
+        <w:t>✅</w:t>
+      </w:r>
+      <w:r>
+        <w:rPr>
+          <w:rFonts w:ascii="Times New Roman" w:eastAsia="Times New Roman" w:hAnsi="Times New Roman" w:cs="Times New Roman"/>
+          <w:kern w:val="0"/>
+          <w14:ligatures w14:val="none"/>
+        </w:rPr>
+        <w:t xml:space="preserve"> Trading status recommendations</w:t>
+      </w:r>
+    </w:p>
+    <w:p>
+      <w:pPr>
+        <w:numPr>
+          <w:ilvl w:val="0"/>
+          <w:numId w:val="66"/>
+        </w:numPr>
+        <w:spacing w:before="30" w:after="30" w:line="240" w:lineRule="auto"/>
+        <w:ind w:left="960"/>
+        <w:rPr>
+          <w:rFonts w:ascii="Times New Roman" w:eastAsia="Times New Roman" w:hAnsi="Times New Roman" w:cs="Times New Roman"/>
+          <w:kern w:val="0"/>
+          <w14:ligatures w14:val="none"/>
+        </w:rPr>
+      </w:pPr>
+      <w:r>
+        <w:rPr>
+          <w:rFonts w:ascii="Apple Color Emoji" w:eastAsia="Times New Roman" w:hAnsi="Apple Color Emoji" w:cs="Apple Color Emoji"/>
+          <w:kern w:val="0"/>
+          <w14:ligatures w14:val="none"/>
+        </w:rPr>
+        <w:t>✅</w:t>
+      </w:r>
+      <w:r>
+        <w:rPr>
+          <w:rFonts w:ascii="Times New Roman" w:eastAsia="Times New Roman" w:hAnsi="Times New Roman" w:cs="Times New Roman"/>
+          <w:kern w:val="0"/>
+          <w14:ligatures w14:val="none"/>
+        </w:rPr>
+        <w:t xml:space="preserve"> Complete frontend component with summary stats</w:t>
+      </w:r>
+    </w:p>
+    <w:p>
+      <w:pPr>
+        <w:spacing w:before="300" w:after="150" w:line="240" w:lineRule="auto"/>
+        <w:outlineLvl w:val="1"/>
+        <w:rPr>
+          <w:rFonts w:ascii="Times New Roman" w:eastAsia="Times New Roman" w:hAnsi="Times New Roman" w:cs="Times New Roman"/>
+          <w:b/>
+          <w:bCs/>
+          <w:kern w:val="0"/>
+          <w:sz w:val="31"/>
+          <w:szCs w:val="31"/>
+          <w14:ligatures w14:val="none"/>
+        </w:rPr>
+      </w:pPr>
+      <w:r>
+        <w:rPr>
+          <w:rFonts w:ascii="Apple Color Emoji" w:eastAsia="Times New Roman" w:hAnsi="Apple Color Emoji" w:cs="Apple Color Emoji"/>
+          <w:b/>
+          <w:bCs/>
+          <w:kern w:val="0"/>
+          <w:sz w:val="31"/>
+          <w:szCs w:val="31"/>
+          <w14:ligatures w14:val="none"/>
+        </w:rPr>
+        <w:t>🎯</w:t>
+      </w:r>
+      <w:r>
+        <w:rPr>
+          <w:rFonts w:ascii="Times New Roman" w:eastAsia="Times New Roman" w:hAnsi="Times New Roman" w:cs="Times New Roman"/>
+          <w:b/>
+          <w:bCs/>
+          <w:kern w:val="0"/>
+          <w:sz w:val="31"/>
+          <w:szCs w:val="31"/>
+          <w14:ligatures w14:val="none"/>
+        </w:rPr>
+        <w:t> Key Features:</w:t>
+      </w:r>
+    </w:p>
+    <w:p>
+      <w:pPr>
+        <w:numPr>
+          <w:ilvl w:val="0"/>
+          <w:numId w:val="67"/>
+        </w:numPr>
+        <w:spacing w:before="30" w:after="30" w:line="240" w:lineRule="auto"/>
+        <w:ind w:left="960"/>
+        <w:rPr>
+          <w:rFonts w:ascii="Times New Roman" w:eastAsia="Times New Roman" w:hAnsi="Times New Roman" w:cs="Times New Roman"/>
+          <w:kern w:val="0"/>
+          <w14:ligatures w14:val="none"/>
+        </w:rPr>
+      </w:pPr>
+      <w:r>
+        <w:rPr>
+          <w:rFonts w:ascii="Times New Roman" w:eastAsia="Times New Roman" w:hAnsi="Times New Roman" w:cs="Times New Roman"/>
+          <w:b/>
+          <w:bCs/>
+          <w:kern w:val="0"/>
+          <w14:ligatures w14:val="none"/>
+        </w:rPr>
+        <w:t>Navigation tabs</w:t>
+      </w:r>
+      <w:r>
+        <w:rPr>
+          <w:rFonts w:ascii="Times New Roman" w:eastAsia="Times New Roman" w:hAnsi="Times New Roman" w:cs="Times New Roman"/>
+          <w:kern w:val="0"/>
+          <w14:ligatures w14:val="none"/>
+        </w:rPr>
+        <w:t> to switch between Dashboard, Analysis, and Calendar</w:t>
+      </w:r>
+    </w:p>
+    <w:p>
+      <w:pPr>
+        <w:numPr>
+          <w:ilvl w:val="0"/>
+          <w:numId w:val="68"/>
+        </w:numPr>
+        <w:spacing w:before="30" w:after="30" w:line="240" w:lineRule="auto"/>
+        <w:ind w:left="960"/>
+        <w:rPr>
+          <w:rFonts w:ascii="Times New Roman" w:eastAsia="Times New Roman" w:hAnsi="Times New Roman" w:cs="Times New Roman"/>
+          <w:kern w:val="0"/>
+          <w14:ligatures w14:val="none"/>
+        </w:rPr>
+      </w:pPr>
+      <w:r>
+        <w:rPr>
+          <w:rFonts w:ascii="Times New Roman" w:eastAsia="Times New Roman" w:hAnsi="Times New Roman" w:cs="Times New Roman"/>
+          <w:b/>
+          <w:bCs/>
+          <w:kern w:val="0"/>
+          <w14:ligatures w14:val="none"/>
+        </w:rPr>
+        <w:t>Real-time WebSocket alerts</w:t>
+      </w:r>
+      <w:r>
+        <w:rPr>
+          <w:rFonts w:ascii="Times New Roman" w:eastAsia="Times New Roman" w:hAnsi="Times New Roman" w:cs="Times New Roman"/>
+          <w:kern w:val="0"/>
+          <w14:ligatures w14:val="none"/>
+        </w:rPr>
+        <w:t> for live trading signals</w:t>
+      </w:r>
+    </w:p>
+    <w:p>
+      <w:pPr>
+        <w:numPr>
+          <w:ilvl w:val="0"/>
+          <w:numId w:val="69"/>
+        </w:numPr>
+        <w:spacing w:before="30" w:after="30" w:line="240" w:lineRule="auto"/>
+        <w:ind w:left="960"/>
+        <w:rPr>
+          <w:rFonts w:ascii="Times New Roman" w:eastAsia="Times New Roman" w:hAnsi="Times New Roman" w:cs="Times New Roman"/>
+          <w:kern w:val="0"/>
+          <w14:ligatures w14:val="none"/>
+        </w:rPr>
+      </w:pPr>
+      <w:r>
+        <w:rPr>
+          <w:rFonts w:ascii="Times New Roman" w:eastAsia="Times New Roman" w:hAnsi="Times New Roman" w:cs="Times New Roman"/>
+          <w:b/>
+          <w:bCs/>
+          <w:kern w:val="0"/>
+          <w14:ligatures w14:val="none"/>
+        </w:rPr>
+        <w:t>Walk-forward analysis</w:t>
+      </w:r>
+      <w:r>
+        <w:rPr>
+          <w:rFonts w:ascii="Times New Roman" w:eastAsia="Times New Roman" w:hAnsi="Times New Roman" w:cs="Times New Roman"/>
+          <w:kern w:val="0"/>
+          <w14:ligatures w14:val="none"/>
+        </w:rPr>
+        <w:t> with robustness scoring</w:t>
+      </w:r>
+    </w:p>
+    <w:p>
+      <w:pPr>
+        <w:numPr>
+          <w:ilvl w:val="0"/>
+          <w:numId w:val="70"/>
+        </w:numPr>
+        <w:spacing w:before="30" w:after="30" w:line="240" w:lineRule="auto"/>
+        <w:ind w:left="960"/>
+        <w:rPr>
+          <w:rFonts w:ascii="Times New Roman" w:eastAsia="Times New Roman" w:hAnsi="Times New Roman" w:cs="Times New Roman"/>
+          <w:kern w:val="0"/>
+          <w14:ligatures w14:val="none"/>
+        </w:rPr>
+      </w:pPr>
+      <w:r>
+        <w:rPr>
+          <w:rFonts w:ascii="Times New Roman" w:eastAsia="Times New Roman" w:hAnsi="Times New Roman" w:cs="Times New Roman"/>
+          <w:b/>
+          <w:bCs/>
+          <w:kern w:val="0"/>
+          <w14:ligatures w14:val="none"/>
+        </w:rPr>
+        <w:t>Economic calendar</w:t>
+      </w:r>
+      <w:r>
+        <w:rPr>
+          <w:rFonts w:ascii="Times New Roman" w:eastAsia="Times New Roman" w:hAnsi="Times New Roman" w:cs="Times New Roman"/>
+          <w:kern w:val="0"/>
+          <w14:ligatures w14:val="none"/>
+        </w:rPr>
+        <w:t> with impact filtering</w:t>
+      </w:r>
+    </w:p>
+    <w:p>
+      <w:pPr>
+        <w:numPr>
+          <w:ilvl w:val="0"/>
+          <w:numId w:val="71"/>
+        </w:numPr>
+        <w:spacing w:before="30" w:after="30" w:line="240" w:lineRule="auto"/>
+        <w:ind w:left="960"/>
+        <w:rPr>
+          <w:rFonts w:ascii="Times New Roman" w:eastAsia="Times New Roman" w:hAnsi="Times New Roman" w:cs="Times New Roman"/>
+          <w:kern w:val="0"/>
+          <w14:ligatures w14:val="none"/>
+        </w:rPr>
+      </w:pPr>
+      <w:r>
+        <w:rPr>
+          <w:rFonts w:ascii="Times New Roman" w:eastAsia="Times New Roman" w:hAnsi="Times New Roman" w:cs="Times New Roman"/>
+          <w:b/>
+          <w:bCs/>
+          <w:kern w:val="0"/>
+          <w14:ligatures w14:val="none"/>
+        </w:rPr>
+        <w:t>Risk management integration</w:t>
+      </w:r>
+      <w:r>
+        <w:rPr>
+          <w:rFonts w:ascii="Times New Roman" w:eastAsia="Times New Roman" w:hAnsi="Times New Roman" w:cs="Times New Roman"/>
+          <w:kern w:val="0"/>
+          <w14:ligatures w14:val="none"/>
+        </w:rPr>
+        <w:t> with economic events</w:t>
+      </w:r>
+    </w:p>
+    <w:p>
+      <w:r>
+        <w:rPr>
+          <w:rFonts w:ascii="Times New Roman" w:eastAsia="Times New Roman" w:hAnsi="Times New Roman" w:cs="Times New Roman"/>
+          <w:kern w:val="0"/>
+          <w14:ligatures w14:val="none"/>
+        </w:rPr>
+        <w:t>The system now has all the production-ready features from your implementation plan! You can test the walk-forward analysis, receive live alerts, and monitor economic events that might impact your trading decisions.</w:t>
+      </w:r>
+    </w:p>
     <w:sectPr>
       <w:pgSz w:w="12240" w:h="15840"/>
       <w:pgMar w:top="1440" w:right="1440" w:bottom="1440" w:left="1440" w:header="708" w:footer="708" w:gutter="0"/>
@@ -2890,6 +3666,155 @@
     </w:lvl>
   </w:abstractNum>
   <w:abstractNum w:abstractNumId="4" w15:restartNumberingAfterBreak="0">
+    <w:nsid w:val="11A05183"/>
+    <w:multiLevelType w:val="multilevel"/>
+    <w:tmpl w:val="AB52EB94"/>
+    <w:lvl w:ilvl="0">
+      <w:start w:val="1"/>
+      <w:numFmt w:val="bullet"/>
+      <w:lvlText w:val=""/>
+      <w:lvlJc w:val="left"/>
+      <w:pPr>
+        <w:tabs>
+          <w:tab w:val="num" w:pos="720"/>
+        </w:tabs>
+        <w:ind w:left="720" w:hanging="360"/>
+      </w:pPr>
+      <w:rPr>
+        <w:rFonts w:ascii="Symbol" w:hAnsi="Symbol" w:hint="default"/>
+        <w:sz w:val="20"/>
+      </w:rPr>
+    </w:lvl>
+    <w:lvl w:ilvl="1" w:tentative="1">
+      <w:start w:val="1"/>
+      <w:numFmt w:val="bullet"/>
+      <w:lvlText w:val="o"/>
+      <w:lvlJc w:val="left"/>
+      <w:pPr>
+        <w:tabs>
+          <w:tab w:val="num" w:pos="1440"/>
+        </w:tabs>
+        <w:ind w:left="1440" w:hanging="360"/>
+      </w:pPr>
+      <w:rPr>
+        <w:rFonts w:ascii="Courier New" w:hAnsi="Courier New" w:hint="default"/>
+        <w:sz w:val="20"/>
+      </w:rPr>
+    </w:lvl>
+    <w:lvl w:ilvl="2" w:tentative="1">
+      <w:start w:val="1"/>
+      <w:numFmt w:val="bullet"/>
+      <w:lvlText w:val=""/>
+      <w:lvlJc w:val="left"/>
+      <w:pPr>
+        <w:tabs>
+          <w:tab w:val="num" w:pos="2160"/>
+        </w:tabs>
+        <w:ind w:left="2160" w:hanging="360"/>
+      </w:pPr>
+      <w:rPr>
+        <w:rFonts w:ascii="Wingdings" w:hAnsi="Wingdings" w:hint="default"/>
+        <w:sz w:val="20"/>
+      </w:rPr>
+    </w:lvl>
+    <w:lvl w:ilvl="3" w:tentative="1">
+      <w:start w:val="1"/>
+      <w:numFmt w:val="bullet"/>
+      <w:lvlText w:val=""/>
+      <w:lvlJc w:val="left"/>
+      <w:pPr>
+        <w:tabs>
+          <w:tab w:val="num" w:pos="2880"/>
+        </w:tabs>
+        <w:ind w:left="2880" w:hanging="360"/>
+      </w:pPr>
+      <w:rPr>
+        <w:rFonts w:ascii="Wingdings" w:hAnsi="Wingdings" w:hint="default"/>
+        <w:sz w:val="20"/>
+      </w:rPr>
+    </w:lvl>
+    <w:lvl w:ilvl="4" w:tentative="1">
+      <w:start w:val="1"/>
+      <w:numFmt w:val="bullet"/>
+      <w:lvlText w:val=""/>
+      <w:lvlJc w:val="left"/>
+      <w:pPr>
+        <w:tabs>
+          <w:tab w:val="num" w:pos="3600"/>
+        </w:tabs>
+        <w:ind w:left="3600" w:hanging="360"/>
+      </w:pPr>
+      <w:rPr>
+        <w:rFonts w:ascii="Wingdings" w:hAnsi="Wingdings" w:hint="default"/>
+        <w:sz w:val="20"/>
+      </w:rPr>
+    </w:lvl>
+    <w:lvl w:ilvl="5" w:tentative="1">
+      <w:start w:val="1"/>
+      <w:numFmt w:val="bullet"/>
+      <w:lvlText w:val=""/>
+      <w:lvlJc w:val="left"/>
+      <w:pPr>
+        <w:tabs>
+          <w:tab w:val="num" w:pos="4320"/>
+        </w:tabs>
+        <w:ind w:left="4320" w:hanging="360"/>
+      </w:pPr>
+      <w:rPr>
+        <w:rFonts w:ascii="Wingdings" w:hAnsi="Wingdings" w:hint="default"/>
+        <w:sz w:val="20"/>
+      </w:rPr>
+    </w:lvl>
+    <w:lvl w:ilvl="6" w:tentative="1">
+      <w:start w:val="1"/>
+      <w:numFmt w:val="bullet"/>
+      <w:lvlText w:val=""/>
+      <w:lvlJc w:val="left"/>
+      <w:pPr>
+        <w:tabs>
+          <w:tab w:val="num" w:pos="5040"/>
+        </w:tabs>
+        <w:ind w:left="5040" w:hanging="360"/>
+      </w:pPr>
+      <w:rPr>
+        <w:rFonts w:ascii="Wingdings" w:hAnsi="Wingdings" w:hint="default"/>
+        <w:sz w:val="20"/>
+      </w:rPr>
+    </w:lvl>
+    <w:lvl w:ilvl="7" w:tentative="1">
+      <w:start w:val="1"/>
+      <w:numFmt w:val="bullet"/>
+      <w:lvlText w:val=""/>
+      <w:lvlJc w:val="left"/>
+      <w:pPr>
+        <w:tabs>
+          <w:tab w:val="num" w:pos="5760"/>
+        </w:tabs>
+        <w:ind w:left="5760" w:hanging="360"/>
+      </w:pPr>
+      <w:rPr>
+        <w:rFonts w:ascii="Wingdings" w:hAnsi="Wingdings" w:hint="default"/>
+        <w:sz w:val="20"/>
+      </w:rPr>
+    </w:lvl>
+    <w:lvl w:ilvl="8" w:tentative="1">
+      <w:start w:val="1"/>
+      <w:numFmt w:val="bullet"/>
+      <w:lvlText w:val=""/>
+      <w:lvlJc w:val="left"/>
+      <w:pPr>
+        <w:tabs>
+          <w:tab w:val="num" w:pos="6480"/>
+        </w:tabs>
+        <w:ind w:left="6480" w:hanging="360"/>
+      </w:pPr>
+      <w:rPr>
+        <w:rFonts w:ascii="Wingdings" w:hAnsi="Wingdings" w:hint="default"/>
+        <w:sz w:val="20"/>
+      </w:rPr>
+    </w:lvl>
+  </w:abstractNum>
+  <w:abstractNum w:abstractNumId="5" w15:restartNumberingAfterBreak="0">
     <w:nsid w:val="13876685"/>
     <w:multiLevelType w:val="multilevel"/>
     <w:tmpl w:val="7A74222E"/>
@@ -3038,7 +3963,454 @@
       </w:rPr>
     </w:lvl>
   </w:abstractNum>
-  <w:abstractNum w:abstractNumId="5" w15:restartNumberingAfterBreak="0">
+  <w:abstractNum w:abstractNumId="6" w15:restartNumberingAfterBreak="0">
+    <w:nsid w:val="144416EA"/>
+    <w:multiLevelType w:val="multilevel"/>
+    <w:tmpl w:val="7C621E66"/>
+    <w:lvl w:ilvl="0">
+      <w:start w:val="1"/>
+      <w:numFmt w:val="bullet"/>
+      <w:lvlText w:val=""/>
+      <w:lvlJc w:val="left"/>
+      <w:pPr>
+        <w:tabs>
+          <w:tab w:val="num" w:pos="720"/>
+        </w:tabs>
+        <w:ind w:left="720" w:hanging="360"/>
+      </w:pPr>
+      <w:rPr>
+        <w:rFonts w:ascii="Symbol" w:hAnsi="Symbol" w:hint="default"/>
+        <w:sz w:val="20"/>
+      </w:rPr>
+    </w:lvl>
+    <w:lvl w:ilvl="1" w:tentative="1">
+      <w:start w:val="1"/>
+      <w:numFmt w:val="bullet"/>
+      <w:lvlText w:val="o"/>
+      <w:lvlJc w:val="left"/>
+      <w:pPr>
+        <w:tabs>
+          <w:tab w:val="num" w:pos="1440"/>
+        </w:tabs>
+        <w:ind w:left="1440" w:hanging="360"/>
+      </w:pPr>
+      <w:rPr>
+        <w:rFonts w:ascii="Courier New" w:hAnsi="Courier New" w:hint="default"/>
+        <w:sz w:val="20"/>
+      </w:rPr>
+    </w:lvl>
+    <w:lvl w:ilvl="2" w:tentative="1">
+      <w:start w:val="1"/>
+      <w:numFmt w:val="bullet"/>
+      <w:lvlText w:val=""/>
+      <w:lvlJc w:val="left"/>
+      <w:pPr>
+        <w:tabs>
+          <w:tab w:val="num" w:pos="2160"/>
+        </w:tabs>
+        <w:ind w:left="2160" w:hanging="360"/>
+      </w:pPr>
+      <w:rPr>
+        <w:rFonts w:ascii="Wingdings" w:hAnsi="Wingdings" w:hint="default"/>
+        <w:sz w:val="20"/>
+      </w:rPr>
+    </w:lvl>
+    <w:lvl w:ilvl="3" w:tentative="1">
+      <w:start w:val="1"/>
+      <w:numFmt w:val="bullet"/>
+      <w:lvlText w:val=""/>
+      <w:lvlJc w:val="left"/>
+      <w:pPr>
+        <w:tabs>
+          <w:tab w:val="num" w:pos="2880"/>
+        </w:tabs>
+        <w:ind w:left="2880" w:hanging="360"/>
+      </w:pPr>
+      <w:rPr>
+        <w:rFonts w:ascii="Wingdings" w:hAnsi="Wingdings" w:hint="default"/>
+        <w:sz w:val="20"/>
+      </w:rPr>
+    </w:lvl>
+    <w:lvl w:ilvl="4" w:tentative="1">
+      <w:start w:val="1"/>
+      <w:numFmt w:val="bullet"/>
+      <w:lvlText w:val=""/>
+      <w:lvlJc w:val="left"/>
+      <w:pPr>
+        <w:tabs>
+          <w:tab w:val="num" w:pos="3600"/>
+        </w:tabs>
+        <w:ind w:left="3600" w:hanging="360"/>
+      </w:pPr>
+      <w:rPr>
+        <w:rFonts w:ascii="Wingdings" w:hAnsi="Wingdings" w:hint="default"/>
+        <w:sz w:val="20"/>
+      </w:rPr>
+    </w:lvl>
+    <w:lvl w:ilvl="5" w:tentative="1">
+      <w:start w:val="1"/>
+      <w:numFmt w:val="bullet"/>
+      <w:lvlText w:val=""/>
+      <w:lvlJc w:val="left"/>
+      <w:pPr>
+        <w:tabs>
+          <w:tab w:val="num" w:pos="4320"/>
+        </w:tabs>
+        <w:ind w:left="4320" w:hanging="360"/>
+      </w:pPr>
+      <w:rPr>
+        <w:rFonts w:ascii="Wingdings" w:hAnsi="Wingdings" w:hint="default"/>
+        <w:sz w:val="20"/>
+      </w:rPr>
+    </w:lvl>
+    <w:lvl w:ilvl="6" w:tentative="1">
+      <w:start w:val="1"/>
+      <w:numFmt w:val="bullet"/>
+      <w:lvlText w:val=""/>
+      <w:lvlJc w:val="left"/>
+      <w:pPr>
+        <w:tabs>
+          <w:tab w:val="num" w:pos="5040"/>
+        </w:tabs>
+        <w:ind w:left="5040" w:hanging="360"/>
+      </w:pPr>
+      <w:rPr>
+        <w:rFonts w:ascii="Wingdings" w:hAnsi="Wingdings" w:hint="default"/>
+        <w:sz w:val="20"/>
+      </w:rPr>
+    </w:lvl>
+    <w:lvl w:ilvl="7" w:tentative="1">
+      <w:start w:val="1"/>
+      <w:numFmt w:val="bullet"/>
+      <w:lvlText w:val=""/>
+      <w:lvlJc w:val="left"/>
+      <w:pPr>
+        <w:tabs>
+          <w:tab w:val="num" w:pos="5760"/>
+        </w:tabs>
+        <w:ind w:left="5760" w:hanging="360"/>
+      </w:pPr>
+      <w:rPr>
+        <w:rFonts w:ascii="Wingdings" w:hAnsi="Wingdings" w:hint="default"/>
+        <w:sz w:val="20"/>
+      </w:rPr>
+    </w:lvl>
+    <w:lvl w:ilvl="8" w:tentative="1">
+      <w:start w:val="1"/>
+      <w:numFmt w:val="bullet"/>
+      <w:lvlText w:val=""/>
+      <w:lvlJc w:val="left"/>
+      <w:pPr>
+        <w:tabs>
+          <w:tab w:val="num" w:pos="6480"/>
+        </w:tabs>
+        <w:ind w:left="6480" w:hanging="360"/>
+      </w:pPr>
+      <w:rPr>
+        <w:rFonts w:ascii="Wingdings" w:hAnsi="Wingdings" w:hint="default"/>
+        <w:sz w:val="20"/>
+      </w:rPr>
+    </w:lvl>
+  </w:abstractNum>
+  <w:abstractNum w:abstractNumId="7" w15:restartNumberingAfterBreak="0">
+    <w:nsid w:val="145C4F29"/>
+    <w:multiLevelType w:val="multilevel"/>
+    <w:tmpl w:val="46DA796A"/>
+    <w:lvl w:ilvl="0">
+      <w:start w:val="1"/>
+      <w:numFmt w:val="bullet"/>
+      <w:lvlText w:val=""/>
+      <w:lvlJc w:val="left"/>
+      <w:pPr>
+        <w:tabs>
+          <w:tab w:val="num" w:pos="720"/>
+        </w:tabs>
+        <w:ind w:left="720" w:hanging="360"/>
+      </w:pPr>
+      <w:rPr>
+        <w:rFonts w:ascii="Symbol" w:hAnsi="Symbol" w:hint="default"/>
+        <w:sz w:val="20"/>
+      </w:rPr>
+    </w:lvl>
+    <w:lvl w:ilvl="1" w:tentative="1">
+      <w:start w:val="1"/>
+      <w:numFmt w:val="bullet"/>
+      <w:lvlText w:val="o"/>
+      <w:lvlJc w:val="left"/>
+      <w:pPr>
+        <w:tabs>
+          <w:tab w:val="num" w:pos="1440"/>
+        </w:tabs>
+        <w:ind w:left="1440" w:hanging="360"/>
+      </w:pPr>
+      <w:rPr>
+        <w:rFonts w:ascii="Courier New" w:hAnsi="Courier New" w:hint="default"/>
+        <w:sz w:val="20"/>
+      </w:rPr>
+    </w:lvl>
+    <w:lvl w:ilvl="2" w:tentative="1">
+      <w:start w:val="1"/>
+      <w:numFmt w:val="bullet"/>
+      <w:lvlText w:val=""/>
+      <w:lvlJc w:val="left"/>
+      <w:pPr>
+        <w:tabs>
+          <w:tab w:val="num" w:pos="2160"/>
+        </w:tabs>
+        <w:ind w:left="2160" w:hanging="360"/>
+      </w:pPr>
+      <w:rPr>
+        <w:rFonts w:ascii="Wingdings" w:hAnsi="Wingdings" w:hint="default"/>
+        <w:sz w:val="20"/>
+      </w:rPr>
+    </w:lvl>
+    <w:lvl w:ilvl="3" w:tentative="1">
+      <w:start w:val="1"/>
+      <w:numFmt w:val="bullet"/>
+      <w:lvlText w:val=""/>
+      <w:lvlJc w:val="left"/>
+      <w:pPr>
+        <w:tabs>
+          <w:tab w:val="num" w:pos="2880"/>
+        </w:tabs>
+        <w:ind w:left="2880" w:hanging="360"/>
+      </w:pPr>
+      <w:rPr>
+        <w:rFonts w:ascii="Wingdings" w:hAnsi="Wingdings" w:hint="default"/>
+        <w:sz w:val="20"/>
+      </w:rPr>
+    </w:lvl>
+    <w:lvl w:ilvl="4" w:tentative="1">
+      <w:start w:val="1"/>
+      <w:numFmt w:val="bullet"/>
+      <w:lvlText w:val=""/>
+      <w:lvlJc w:val="left"/>
+      <w:pPr>
+        <w:tabs>
+          <w:tab w:val="num" w:pos="3600"/>
+        </w:tabs>
+        <w:ind w:left="3600" w:hanging="360"/>
+      </w:pPr>
+      <w:rPr>
+        <w:rFonts w:ascii="Wingdings" w:hAnsi="Wingdings" w:hint="default"/>
+        <w:sz w:val="20"/>
+      </w:rPr>
+    </w:lvl>
+    <w:lvl w:ilvl="5" w:tentative="1">
+      <w:start w:val="1"/>
+      <w:numFmt w:val="bullet"/>
+      <w:lvlText w:val=""/>
+      <w:lvlJc w:val="left"/>
+      <w:pPr>
+        <w:tabs>
+          <w:tab w:val="num" w:pos="4320"/>
+        </w:tabs>
+        <w:ind w:left="4320" w:hanging="360"/>
+      </w:pPr>
+      <w:rPr>
+        <w:rFonts w:ascii="Wingdings" w:hAnsi="Wingdings" w:hint="default"/>
+        <w:sz w:val="20"/>
+      </w:rPr>
+    </w:lvl>
+    <w:lvl w:ilvl="6" w:tentative="1">
+      <w:start w:val="1"/>
+      <w:numFmt w:val="bullet"/>
+      <w:lvlText w:val=""/>
+      <w:lvlJc w:val="left"/>
+      <w:pPr>
+        <w:tabs>
+          <w:tab w:val="num" w:pos="5040"/>
+        </w:tabs>
+        <w:ind w:left="5040" w:hanging="360"/>
+      </w:pPr>
+      <w:rPr>
+        <w:rFonts w:ascii="Wingdings" w:hAnsi="Wingdings" w:hint="default"/>
+        <w:sz w:val="20"/>
+      </w:rPr>
+    </w:lvl>
+    <w:lvl w:ilvl="7" w:tentative="1">
+      <w:start w:val="1"/>
+      <w:numFmt w:val="bullet"/>
+      <w:lvlText w:val=""/>
+      <w:lvlJc w:val="left"/>
+      <w:pPr>
+        <w:tabs>
+          <w:tab w:val="num" w:pos="5760"/>
+        </w:tabs>
+        <w:ind w:left="5760" w:hanging="360"/>
+      </w:pPr>
+      <w:rPr>
+        <w:rFonts w:ascii="Wingdings" w:hAnsi="Wingdings" w:hint="default"/>
+        <w:sz w:val="20"/>
+      </w:rPr>
+    </w:lvl>
+    <w:lvl w:ilvl="8" w:tentative="1">
+      <w:start w:val="1"/>
+      <w:numFmt w:val="bullet"/>
+      <w:lvlText w:val=""/>
+      <w:lvlJc w:val="left"/>
+      <w:pPr>
+        <w:tabs>
+          <w:tab w:val="num" w:pos="6480"/>
+        </w:tabs>
+        <w:ind w:left="6480" w:hanging="360"/>
+      </w:pPr>
+      <w:rPr>
+        <w:rFonts w:ascii="Wingdings" w:hAnsi="Wingdings" w:hint="default"/>
+        <w:sz w:val="20"/>
+      </w:rPr>
+    </w:lvl>
+  </w:abstractNum>
+  <w:abstractNum w:abstractNumId="8" w15:restartNumberingAfterBreak="0">
+    <w:nsid w:val="19492DBA"/>
+    <w:multiLevelType w:val="multilevel"/>
+    <w:tmpl w:val="EB629F0C"/>
+    <w:lvl w:ilvl="0">
+      <w:start w:val="1"/>
+      <w:numFmt w:val="bullet"/>
+      <w:lvlText w:val=""/>
+      <w:lvlJc w:val="left"/>
+      <w:pPr>
+        <w:tabs>
+          <w:tab w:val="num" w:pos="720"/>
+        </w:tabs>
+        <w:ind w:left="720" w:hanging="360"/>
+      </w:pPr>
+      <w:rPr>
+        <w:rFonts w:ascii="Symbol" w:hAnsi="Symbol" w:hint="default"/>
+        <w:sz w:val="20"/>
+      </w:rPr>
+    </w:lvl>
+    <w:lvl w:ilvl="1" w:tentative="1">
+      <w:start w:val="1"/>
+      <w:numFmt w:val="bullet"/>
+      <w:lvlText w:val="o"/>
+      <w:lvlJc w:val="left"/>
+      <w:pPr>
+        <w:tabs>
+          <w:tab w:val="num" w:pos="1440"/>
+        </w:tabs>
+        <w:ind w:left="1440" w:hanging="360"/>
+      </w:pPr>
+      <w:rPr>
+        <w:rFonts w:ascii="Courier New" w:hAnsi="Courier New" w:hint="default"/>
+        <w:sz w:val="20"/>
+      </w:rPr>
+    </w:lvl>
+    <w:lvl w:ilvl="2" w:tentative="1">
+      <w:start w:val="1"/>
+      <w:numFmt w:val="bullet"/>
+      <w:lvlText w:val=""/>
+      <w:lvlJc w:val="left"/>
+      <w:pPr>
+        <w:tabs>
+          <w:tab w:val="num" w:pos="2160"/>
+        </w:tabs>
+        <w:ind w:left="2160" w:hanging="360"/>
+      </w:pPr>
+      <w:rPr>
+        <w:rFonts w:ascii="Wingdings" w:hAnsi="Wingdings" w:hint="default"/>
+        <w:sz w:val="20"/>
+      </w:rPr>
+    </w:lvl>
+    <w:lvl w:ilvl="3" w:tentative="1">
+      <w:start w:val="1"/>
+      <w:numFmt w:val="bullet"/>
+      <w:lvlText w:val=""/>
+      <w:lvlJc w:val="left"/>
+      <w:pPr>
+        <w:tabs>
+          <w:tab w:val="num" w:pos="2880"/>
+        </w:tabs>
+        <w:ind w:left="2880" w:hanging="360"/>
+      </w:pPr>
+      <w:rPr>
+        <w:rFonts w:ascii="Wingdings" w:hAnsi="Wingdings" w:hint="default"/>
+        <w:sz w:val="20"/>
+      </w:rPr>
+    </w:lvl>
+    <w:lvl w:ilvl="4" w:tentative="1">
+      <w:start w:val="1"/>
+      <w:numFmt w:val="bullet"/>
+      <w:lvlText w:val=""/>
+      <w:lvlJc w:val="left"/>
+      <w:pPr>
+        <w:tabs>
+          <w:tab w:val="num" w:pos="3600"/>
+        </w:tabs>
+        <w:ind w:left="3600" w:hanging="360"/>
+      </w:pPr>
+      <w:rPr>
+        <w:rFonts w:ascii="Wingdings" w:hAnsi="Wingdings" w:hint="default"/>
+        <w:sz w:val="20"/>
+      </w:rPr>
+    </w:lvl>
+    <w:lvl w:ilvl="5" w:tentative="1">
+      <w:start w:val="1"/>
+      <w:numFmt w:val="bullet"/>
+      <w:lvlText w:val=""/>
+      <w:lvlJc w:val="left"/>
+      <w:pPr>
+        <w:tabs>
+          <w:tab w:val="num" w:pos="4320"/>
+        </w:tabs>
+        <w:ind w:left="4320" w:hanging="360"/>
+      </w:pPr>
+      <w:rPr>
+        <w:rFonts w:ascii="Wingdings" w:hAnsi="Wingdings" w:hint="default"/>
+        <w:sz w:val="20"/>
+      </w:rPr>
+    </w:lvl>
+    <w:lvl w:ilvl="6" w:tentative="1">
+      <w:start w:val="1"/>
+      <w:numFmt w:val="bullet"/>
+      <w:lvlText w:val=""/>
+      <w:lvlJc w:val="left"/>
+      <w:pPr>
+        <w:tabs>
+          <w:tab w:val="num" w:pos="5040"/>
+        </w:tabs>
+        <w:ind w:left="5040" w:hanging="360"/>
+      </w:pPr>
+      <w:rPr>
+        <w:rFonts w:ascii="Wingdings" w:hAnsi="Wingdings" w:hint="default"/>
+        <w:sz w:val="20"/>
+      </w:rPr>
+    </w:lvl>
+    <w:lvl w:ilvl="7" w:tentative="1">
+      <w:start w:val="1"/>
+      <w:numFmt w:val="bullet"/>
+      <w:lvlText w:val=""/>
+      <w:lvlJc w:val="left"/>
+      <w:pPr>
+        <w:tabs>
+          <w:tab w:val="num" w:pos="5760"/>
+        </w:tabs>
+        <w:ind w:left="5760" w:hanging="360"/>
+      </w:pPr>
+      <w:rPr>
+        <w:rFonts w:ascii="Wingdings" w:hAnsi="Wingdings" w:hint="default"/>
+        <w:sz w:val="20"/>
+      </w:rPr>
+    </w:lvl>
+    <w:lvl w:ilvl="8" w:tentative="1">
+      <w:start w:val="1"/>
+      <w:numFmt w:val="bullet"/>
+      <w:lvlText w:val=""/>
+      <w:lvlJc w:val="left"/>
+      <w:pPr>
+        <w:tabs>
+          <w:tab w:val="num" w:pos="6480"/>
+        </w:tabs>
+        <w:ind w:left="6480" w:hanging="360"/>
+      </w:pPr>
+      <w:rPr>
+        <w:rFonts w:ascii="Wingdings" w:hAnsi="Wingdings" w:hint="default"/>
+        <w:sz w:val="20"/>
+      </w:rPr>
+    </w:lvl>
+  </w:abstractNum>
+  <w:abstractNum w:abstractNumId="9" w15:restartNumberingAfterBreak="0">
     <w:nsid w:val="1C79798C"/>
     <w:multiLevelType w:val="multilevel"/>
     <w:tmpl w:val="8B2695A6"/>
@@ -3187,7 +4559,7 @@
       </w:rPr>
     </w:lvl>
   </w:abstractNum>
-  <w:abstractNum w:abstractNumId="6" w15:restartNumberingAfterBreak="0">
+  <w:abstractNum w:abstractNumId="10" w15:restartNumberingAfterBreak="0">
     <w:nsid w:val="1E3D2F0D"/>
     <w:multiLevelType w:val="multilevel"/>
     <w:tmpl w:val="8C88C1A8"/>
@@ -3336,7 +4708,7 @@
       </w:rPr>
     </w:lvl>
   </w:abstractNum>
-  <w:abstractNum w:abstractNumId="7" w15:restartNumberingAfterBreak="0">
+  <w:abstractNum w:abstractNumId="11" w15:restartNumberingAfterBreak="0">
     <w:nsid w:val="1EF668F2"/>
     <w:multiLevelType w:val="multilevel"/>
     <w:tmpl w:val="BF4693A0"/>
@@ -3485,7 +4857,7 @@
       </w:rPr>
     </w:lvl>
   </w:abstractNum>
-  <w:abstractNum w:abstractNumId="8" w15:restartNumberingAfterBreak="0">
+  <w:abstractNum w:abstractNumId="12" w15:restartNumberingAfterBreak="0">
     <w:nsid w:val="20E64F3B"/>
     <w:multiLevelType w:val="multilevel"/>
     <w:tmpl w:val="82F44E34"/>
@@ -3634,7 +5006,7 @@
       </w:rPr>
     </w:lvl>
   </w:abstractNum>
-  <w:abstractNum w:abstractNumId="9" w15:restartNumberingAfterBreak="0">
+  <w:abstractNum w:abstractNumId="13" w15:restartNumberingAfterBreak="0">
     <w:nsid w:val="213C2F20"/>
     <w:multiLevelType w:val="multilevel"/>
     <w:tmpl w:val="178C9628"/>
@@ -3783,7 +5155,7 @@
       </w:rPr>
     </w:lvl>
   </w:abstractNum>
-  <w:abstractNum w:abstractNumId="10" w15:restartNumberingAfterBreak="0">
+  <w:abstractNum w:abstractNumId="14" w15:restartNumberingAfterBreak="0">
     <w:nsid w:val="216F5CEB"/>
     <w:multiLevelType w:val="multilevel"/>
     <w:tmpl w:val="F3ACA0A6"/>
@@ -3932,7 +5304,156 @@
       </w:rPr>
     </w:lvl>
   </w:abstractNum>
-  <w:abstractNum w:abstractNumId="11" w15:restartNumberingAfterBreak="0">
+  <w:abstractNum w:abstractNumId="15" w15:restartNumberingAfterBreak="0">
+    <w:nsid w:val="21920D54"/>
+    <w:multiLevelType w:val="multilevel"/>
+    <w:tmpl w:val="1FD45530"/>
+    <w:lvl w:ilvl="0">
+      <w:start w:val="1"/>
+      <w:numFmt w:val="bullet"/>
+      <w:lvlText w:val=""/>
+      <w:lvlJc w:val="left"/>
+      <w:pPr>
+        <w:tabs>
+          <w:tab w:val="num" w:pos="720"/>
+        </w:tabs>
+        <w:ind w:left="720" w:hanging="360"/>
+      </w:pPr>
+      <w:rPr>
+        <w:rFonts w:ascii="Symbol" w:hAnsi="Symbol" w:hint="default"/>
+        <w:sz w:val="20"/>
+      </w:rPr>
+    </w:lvl>
+    <w:lvl w:ilvl="1" w:tentative="1">
+      <w:start w:val="1"/>
+      <w:numFmt w:val="bullet"/>
+      <w:lvlText w:val="o"/>
+      <w:lvlJc w:val="left"/>
+      <w:pPr>
+        <w:tabs>
+          <w:tab w:val="num" w:pos="1440"/>
+        </w:tabs>
+        <w:ind w:left="1440" w:hanging="360"/>
+      </w:pPr>
+      <w:rPr>
+        <w:rFonts w:ascii="Courier New" w:hAnsi="Courier New" w:hint="default"/>
+        <w:sz w:val="20"/>
+      </w:rPr>
+    </w:lvl>
+    <w:lvl w:ilvl="2" w:tentative="1">
+      <w:start w:val="1"/>
+      <w:numFmt w:val="bullet"/>
+      <w:lvlText w:val=""/>
+      <w:lvlJc w:val="left"/>
+      <w:pPr>
+        <w:tabs>
+          <w:tab w:val="num" w:pos="2160"/>
+        </w:tabs>
+        <w:ind w:left="2160" w:hanging="360"/>
+      </w:pPr>
+      <w:rPr>
+        <w:rFonts w:ascii="Wingdings" w:hAnsi="Wingdings" w:hint="default"/>
+        <w:sz w:val="20"/>
+      </w:rPr>
+    </w:lvl>
+    <w:lvl w:ilvl="3" w:tentative="1">
+      <w:start w:val="1"/>
+      <w:numFmt w:val="bullet"/>
+      <w:lvlText w:val=""/>
+      <w:lvlJc w:val="left"/>
+      <w:pPr>
+        <w:tabs>
+          <w:tab w:val="num" w:pos="2880"/>
+        </w:tabs>
+        <w:ind w:left="2880" w:hanging="360"/>
+      </w:pPr>
+      <w:rPr>
+        <w:rFonts w:ascii="Wingdings" w:hAnsi="Wingdings" w:hint="default"/>
+        <w:sz w:val="20"/>
+      </w:rPr>
+    </w:lvl>
+    <w:lvl w:ilvl="4" w:tentative="1">
+      <w:start w:val="1"/>
+      <w:numFmt w:val="bullet"/>
+      <w:lvlText w:val=""/>
+      <w:lvlJc w:val="left"/>
+      <w:pPr>
+        <w:tabs>
+          <w:tab w:val="num" w:pos="3600"/>
+        </w:tabs>
+        <w:ind w:left="3600" w:hanging="360"/>
+      </w:pPr>
+      <w:rPr>
+        <w:rFonts w:ascii="Wingdings" w:hAnsi="Wingdings" w:hint="default"/>
+        <w:sz w:val="20"/>
+      </w:rPr>
+    </w:lvl>
+    <w:lvl w:ilvl="5" w:tentative="1">
+      <w:start w:val="1"/>
+      <w:numFmt w:val="bullet"/>
+      <w:lvlText w:val=""/>
+      <w:lvlJc w:val="left"/>
+      <w:pPr>
+        <w:tabs>
+          <w:tab w:val="num" w:pos="4320"/>
+        </w:tabs>
+        <w:ind w:left="4320" w:hanging="360"/>
+      </w:pPr>
+      <w:rPr>
+        <w:rFonts w:ascii="Wingdings" w:hAnsi="Wingdings" w:hint="default"/>
+        <w:sz w:val="20"/>
+      </w:rPr>
+    </w:lvl>
+    <w:lvl w:ilvl="6" w:tentative="1">
+      <w:start w:val="1"/>
+      <w:numFmt w:val="bullet"/>
+      <w:lvlText w:val=""/>
+      <w:lvlJc w:val="left"/>
+      <w:pPr>
+        <w:tabs>
+          <w:tab w:val="num" w:pos="5040"/>
+        </w:tabs>
+        <w:ind w:left="5040" w:hanging="360"/>
+      </w:pPr>
+      <w:rPr>
+        <w:rFonts w:ascii="Wingdings" w:hAnsi="Wingdings" w:hint="default"/>
+        <w:sz w:val="20"/>
+      </w:rPr>
+    </w:lvl>
+    <w:lvl w:ilvl="7" w:tentative="1">
+      <w:start w:val="1"/>
+      <w:numFmt w:val="bullet"/>
+      <w:lvlText w:val=""/>
+      <w:lvlJc w:val="left"/>
+      <w:pPr>
+        <w:tabs>
+          <w:tab w:val="num" w:pos="5760"/>
+        </w:tabs>
+        <w:ind w:left="5760" w:hanging="360"/>
+      </w:pPr>
+      <w:rPr>
+        <w:rFonts w:ascii="Wingdings" w:hAnsi="Wingdings" w:hint="default"/>
+        <w:sz w:val="20"/>
+      </w:rPr>
+    </w:lvl>
+    <w:lvl w:ilvl="8" w:tentative="1">
+      <w:start w:val="1"/>
+      <w:numFmt w:val="bullet"/>
+      <w:lvlText w:val=""/>
+      <w:lvlJc w:val="left"/>
+      <w:pPr>
+        <w:tabs>
+          <w:tab w:val="num" w:pos="6480"/>
+        </w:tabs>
+        <w:ind w:left="6480" w:hanging="360"/>
+      </w:pPr>
+      <w:rPr>
+        <w:rFonts w:ascii="Wingdings" w:hAnsi="Wingdings" w:hint="default"/>
+        <w:sz w:val="20"/>
+      </w:rPr>
+    </w:lvl>
+  </w:abstractNum>
+  <w:abstractNum w:abstractNumId="16" w15:restartNumberingAfterBreak="0">
     <w:nsid w:val="24714025"/>
     <w:multiLevelType w:val="multilevel"/>
     <w:tmpl w:val="14D0C804"/>
@@ -4081,7 +5602,156 @@
       </w:rPr>
     </w:lvl>
   </w:abstractNum>
-  <w:abstractNum w:abstractNumId="12" w15:restartNumberingAfterBreak="0">
+  <w:abstractNum w:abstractNumId="17" w15:restartNumberingAfterBreak="0">
+    <w:nsid w:val="27DF5692"/>
+    <w:multiLevelType w:val="multilevel"/>
+    <w:tmpl w:val="DC0EC2E6"/>
+    <w:lvl w:ilvl="0">
+      <w:start w:val="1"/>
+      <w:numFmt w:val="bullet"/>
+      <w:lvlText w:val=""/>
+      <w:lvlJc w:val="left"/>
+      <w:pPr>
+        <w:tabs>
+          <w:tab w:val="num" w:pos="720"/>
+        </w:tabs>
+        <w:ind w:left="720" w:hanging="360"/>
+      </w:pPr>
+      <w:rPr>
+        <w:rFonts w:ascii="Symbol" w:hAnsi="Symbol" w:hint="default"/>
+        <w:sz w:val="20"/>
+      </w:rPr>
+    </w:lvl>
+    <w:lvl w:ilvl="1" w:tentative="1">
+      <w:start w:val="1"/>
+      <w:numFmt w:val="bullet"/>
+      <w:lvlText w:val="o"/>
+      <w:lvlJc w:val="left"/>
+      <w:pPr>
+        <w:tabs>
+          <w:tab w:val="num" w:pos="1440"/>
+        </w:tabs>
+        <w:ind w:left="1440" w:hanging="360"/>
+      </w:pPr>
+      <w:rPr>
+        <w:rFonts w:ascii="Courier New" w:hAnsi="Courier New" w:hint="default"/>
+        <w:sz w:val="20"/>
+      </w:rPr>
+    </w:lvl>
+    <w:lvl w:ilvl="2" w:tentative="1">
+      <w:start w:val="1"/>
+      <w:numFmt w:val="bullet"/>
+      <w:lvlText w:val=""/>
+      <w:lvlJc w:val="left"/>
+      <w:pPr>
+        <w:tabs>
+          <w:tab w:val="num" w:pos="2160"/>
+        </w:tabs>
+        <w:ind w:left="2160" w:hanging="360"/>
+      </w:pPr>
+      <w:rPr>
+        <w:rFonts w:ascii="Wingdings" w:hAnsi="Wingdings" w:hint="default"/>
+        <w:sz w:val="20"/>
+      </w:rPr>
+    </w:lvl>
+    <w:lvl w:ilvl="3" w:tentative="1">
+      <w:start w:val="1"/>
+      <w:numFmt w:val="bullet"/>
+      <w:lvlText w:val=""/>
+      <w:lvlJc w:val="left"/>
+      <w:pPr>
+        <w:tabs>
+          <w:tab w:val="num" w:pos="2880"/>
+        </w:tabs>
+        <w:ind w:left="2880" w:hanging="360"/>
+      </w:pPr>
+      <w:rPr>
+        <w:rFonts w:ascii="Wingdings" w:hAnsi="Wingdings" w:hint="default"/>
+        <w:sz w:val="20"/>
+      </w:rPr>
+    </w:lvl>
+    <w:lvl w:ilvl="4" w:tentative="1">
+      <w:start w:val="1"/>
+      <w:numFmt w:val="bullet"/>
+      <w:lvlText w:val=""/>
+      <w:lvlJc w:val="left"/>
+      <w:pPr>
+        <w:tabs>
+          <w:tab w:val="num" w:pos="3600"/>
+        </w:tabs>
+        <w:ind w:left="3600" w:hanging="360"/>
+      </w:pPr>
+      <w:rPr>
+        <w:rFonts w:ascii="Wingdings" w:hAnsi="Wingdings" w:hint="default"/>
+        <w:sz w:val="20"/>
+      </w:rPr>
+    </w:lvl>
+    <w:lvl w:ilvl="5" w:tentative="1">
+      <w:start w:val="1"/>
+      <w:numFmt w:val="bullet"/>
+      <w:lvlText w:val=""/>
+      <w:lvlJc w:val="left"/>
+      <w:pPr>
+        <w:tabs>
+          <w:tab w:val="num" w:pos="4320"/>
+        </w:tabs>
+        <w:ind w:left="4320" w:hanging="360"/>
+      </w:pPr>
+      <w:rPr>
+        <w:rFonts w:ascii="Wingdings" w:hAnsi="Wingdings" w:hint="default"/>
+        <w:sz w:val="20"/>
+      </w:rPr>
+    </w:lvl>
+    <w:lvl w:ilvl="6" w:tentative="1">
+      <w:start w:val="1"/>
+      <w:numFmt w:val="bullet"/>
+      <w:lvlText w:val=""/>
+      <w:lvlJc w:val="left"/>
+      <w:pPr>
+        <w:tabs>
+          <w:tab w:val="num" w:pos="5040"/>
+        </w:tabs>
+        <w:ind w:left="5040" w:hanging="360"/>
+      </w:pPr>
+      <w:rPr>
+        <w:rFonts w:ascii="Wingdings" w:hAnsi="Wingdings" w:hint="default"/>
+        <w:sz w:val="20"/>
+      </w:rPr>
+    </w:lvl>
+    <w:lvl w:ilvl="7" w:tentative="1">
+      <w:start w:val="1"/>
+      <w:numFmt w:val="bullet"/>
+      <w:lvlText w:val=""/>
+      <w:lvlJc w:val="left"/>
+      <w:pPr>
+        <w:tabs>
+          <w:tab w:val="num" w:pos="5760"/>
+        </w:tabs>
+        <w:ind w:left="5760" w:hanging="360"/>
+      </w:pPr>
+      <w:rPr>
+        <w:rFonts w:ascii="Wingdings" w:hAnsi="Wingdings" w:hint="default"/>
+        <w:sz w:val="20"/>
+      </w:rPr>
+    </w:lvl>
+    <w:lvl w:ilvl="8" w:tentative="1">
+      <w:start w:val="1"/>
+      <w:numFmt w:val="bullet"/>
+      <w:lvlText w:val=""/>
+      <w:lvlJc w:val="left"/>
+      <w:pPr>
+        <w:tabs>
+          <w:tab w:val="num" w:pos="6480"/>
+        </w:tabs>
+        <w:ind w:left="6480" w:hanging="360"/>
+      </w:pPr>
+      <w:rPr>
+        <w:rFonts w:ascii="Wingdings" w:hAnsi="Wingdings" w:hint="default"/>
+        <w:sz w:val="20"/>
+      </w:rPr>
+    </w:lvl>
+  </w:abstractNum>
+  <w:abstractNum w:abstractNumId="18" w15:restartNumberingAfterBreak="0">
     <w:nsid w:val="28922404"/>
     <w:multiLevelType w:val="multilevel"/>
     <w:tmpl w:val="AC1A0FE2"/>
@@ -4230,7 +5900,7 @@
       </w:rPr>
     </w:lvl>
   </w:abstractNum>
-  <w:abstractNum w:abstractNumId="13" w15:restartNumberingAfterBreak="0">
+  <w:abstractNum w:abstractNumId="19" w15:restartNumberingAfterBreak="0">
     <w:nsid w:val="2934721B"/>
     <w:multiLevelType w:val="multilevel"/>
     <w:tmpl w:val="6DC463DA"/>
@@ -4379,7 +6049,7 @@
       </w:rPr>
     </w:lvl>
   </w:abstractNum>
-  <w:abstractNum w:abstractNumId="14" w15:restartNumberingAfterBreak="0">
+  <w:abstractNum w:abstractNumId="20" w15:restartNumberingAfterBreak="0">
     <w:nsid w:val="2AFF2E24"/>
     <w:multiLevelType w:val="multilevel"/>
     <w:tmpl w:val="BAA60154"/>
@@ -4528,7 +6198,7 @@
       </w:rPr>
     </w:lvl>
   </w:abstractNum>
-  <w:abstractNum w:abstractNumId="15" w15:restartNumberingAfterBreak="0">
+  <w:abstractNum w:abstractNumId="21" w15:restartNumberingAfterBreak="0">
     <w:nsid w:val="2B797DFC"/>
     <w:multiLevelType w:val="multilevel"/>
     <w:tmpl w:val="E3643A28"/>
@@ -4677,7 +6347,7 @@
       </w:rPr>
     </w:lvl>
   </w:abstractNum>
-  <w:abstractNum w:abstractNumId="16" w15:restartNumberingAfterBreak="0">
+  <w:abstractNum w:abstractNumId="22" w15:restartNumberingAfterBreak="0">
     <w:nsid w:val="308634DE"/>
     <w:multiLevelType w:val="multilevel"/>
     <w:tmpl w:val="E64C7D6E"/>
@@ -4826,7 +6496,7 @@
       </w:rPr>
     </w:lvl>
   </w:abstractNum>
-  <w:abstractNum w:abstractNumId="17" w15:restartNumberingAfterBreak="0">
+  <w:abstractNum w:abstractNumId="23" w15:restartNumberingAfterBreak="0">
     <w:nsid w:val="30B54797"/>
     <w:multiLevelType w:val="multilevel"/>
     <w:tmpl w:val="73B6702E"/>
@@ -4975,7 +6645,156 @@
       </w:rPr>
     </w:lvl>
   </w:abstractNum>
-  <w:abstractNum w:abstractNumId="18" w15:restartNumberingAfterBreak="0">
+  <w:abstractNum w:abstractNumId="24" w15:restartNumberingAfterBreak="0">
+    <w:nsid w:val="315304A6"/>
+    <w:multiLevelType w:val="multilevel"/>
+    <w:tmpl w:val="173A82BE"/>
+    <w:lvl w:ilvl="0">
+      <w:start w:val="1"/>
+      <w:numFmt w:val="bullet"/>
+      <w:lvlText w:val=""/>
+      <w:lvlJc w:val="left"/>
+      <w:pPr>
+        <w:tabs>
+          <w:tab w:val="num" w:pos="720"/>
+        </w:tabs>
+        <w:ind w:left="720" w:hanging="360"/>
+      </w:pPr>
+      <w:rPr>
+        <w:rFonts w:ascii="Symbol" w:hAnsi="Symbol" w:hint="default"/>
+        <w:sz w:val="20"/>
+      </w:rPr>
+    </w:lvl>
+    <w:lvl w:ilvl="1" w:tentative="1">
+      <w:start w:val="1"/>
+      <w:numFmt w:val="bullet"/>
+      <w:lvlText w:val="o"/>
+      <w:lvlJc w:val="left"/>
+      <w:pPr>
+        <w:tabs>
+          <w:tab w:val="num" w:pos="1440"/>
+        </w:tabs>
+        <w:ind w:left="1440" w:hanging="360"/>
+      </w:pPr>
+      <w:rPr>
+        <w:rFonts w:ascii="Courier New" w:hAnsi="Courier New" w:hint="default"/>
+        <w:sz w:val="20"/>
+      </w:rPr>
+    </w:lvl>
+    <w:lvl w:ilvl="2" w:tentative="1">
+      <w:start w:val="1"/>
+      <w:numFmt w:val="bullet"/>
+      <w:lvlText w:val=""/>
+      <w:lvlJc w:val="left"/>
+      <w:pPr>
+        <w:tabs>
+          <w:tab w:val="num" w:pos="2160"/>
+        </w:tabs>
+        <w:ind w:left="2160" w:hanging="360"/>
+      </w:pPr>
+      <w:rPr>
+        <w:rFonts w:ascii="Wingdings" w:hAnsi="Wingdings" w:hint="default"/>
+        <w:sz w:val="20"/>
+      </w:rPr>
+    </w:lvl>
+    <w:lvl w:ilvl="3" w:tentative="1">
+      <w:start w:val="1"/>
+      <w:numFmt w:val="bullet"/>
+      <w:lvlText w:val=""/>
+      <w:lvlJc w:val="left"/>
+      <w:pPr>
+        <w:tabs>
+          <w:tab w:val="num" w:pos="2880"/>
+        </w:tabs>
+        <w:ind w:left="2880" w:hanging="360"/>
+      </w:pPr>
+      <w:rPr>
+        <w:rFonts w:ascii="Wingdings" w:hAnsi="Wingdings" w:hint="default"/>
+        <w:sz w:val="20"/>
+      </w:rPr>
+    </w:lvl>
+    <w:lvl w:ilvl="4" w:tentative="1">
+      <w:start w:val="1"/>
+      <w:numFmt w:val="bullet"/>
+      <w:lvlText w:val=""/>
+      <w:lvlJc w:val="left"/>
+      <w:pPr>
+        <w:tabs>
+          <w:tab w:val="num" w:pos="3600"/>
+        </w:tabs>
+        <w:ind w:left="3600" w:hanging="360"/>
+      </w:pPr>
+      <w:rPr>
+        <w:rFonts w:ascii="Wingdings" w:hAnsi="Wingdings" w:hint="default"/>
+        <w:sz w:val="20"/>
+      </w:rPr>
+    </w:lvl>
+    <w:lvl w:ilvl="5" w:tentative="1">
+      <w:start w:val="1"/>
+      <w:numFmt w:val="bullet"/>
+      <w:lvlText w:val=""/>
+      <w:lvlJc w:val="left"/>
+      <w:pPr>
+        <w:tabs>
+          <w:tab w:val="num" w:pos="4320"/>
+        </w:tabs>
+        <w:ind w:left="4320" w:hanging="360"/>
+      </w:pPr>
+      <w:rPr>
+        <w:rFonts w:ascii="Wingdings" w:hAnsi="Wingdings" w:hint="default"/>
+        <w:sz w:val="20"/>
+      </w:rPr>
+    </w:lvl>
+    <w:lvl w:ilvl="6" w:tentative="1">
+      <w:start w:val="1"/>
+      <w:numFmt w:val="bullet"/>
+      <w:lvlText w:val=""/>
+      <w:lvlJc w:val="left"/>
+      <w:pPr>
+        <w:tabs>
+          <w:tab w:val="num" w:pos="5040"/>
+        </w:tabs>
+        <w:ind w:left="5040" w:hanging="360"/>
+      </w:pPr>
+      <w:rPr>
+        <w:rFonts w:ascii="Wingdings" w:hAnsi="Wingdings" w:hint="default"/>
+        <w:sz w:val="20"/>
+      </w:rPr>
+    </w:lvl>
+    <w:lvl w:ilvl="7" w:tentative="1">
+      <w:start w:val="1"/>
+      <w:numFmt w:val="bullet"/>
+      <w:lvlText w:val=""/>
+      <w:lvlJc w:val="left"/>
+      <w:pPr>
+        <w:tabs>
+          <w:tab w:val="num" w:pos="5760"/>
+        </w:tabs>
+        <w:ind w:left="5760" w:hanging="360"/>
+      </w:pPr>
+      <w:rPr>
+        <w:rFonts w:ascii="Wingdings" w:hAnsi="Wingdings" w:hint="default"/>
+        <w:sz w:val="20"/>
+      </w:rPr>
+    </w:lvl>
+    <w:lvl w:ilvl="8" w:tentative="1">
+      <w:start w:val="1"/>
+      <w:numFmt w:val="bullet"/>
+      <w:lvlText w:val=""/>
+      <w:lvlJc w:val="left"/>
+      <w:pPr>
+        <w:tabs>
+          <w:tab w:val="num" w:pos="6480"/>
+        </w:tabs>
+        <w:ind w:left="6480" w:hanging="360"/>
+      </w:pPr>
+      <w:rPr>
+        <w:rFonts w:ascii="Wingdings" w:hAnsi="Wingdings" w:hint="default"/>
+        <w:sz w:val="20"/>
+      </w:rPr>
+    </w:lvl>
+  </w:abstractNum>
+  <w:abstractNum w:abstractNumId="25" w15:restartNumberingAfterBreak="0">
     <w:nsid w:val="31606410"/>
     <w:multiLevelType w:val="multilevel"/>
     <w:tmpl w:val="2904F556"/>
@@ -5124,7 +6943,156 @@
       </w:rPr>
     </w:lvl>
   </w:abstractNum>
-  <w:abstractNum w:abstractNumId="19" w15:restartNumberingAfterBreak="0">
+  <w:abstractNum w:abstractNumId="26" w15:restartNumberingAfterBreak="0">
+    <w:nsid w:val="32760D55"/>
+    <w:multiLevelType w:val="multilevel"/>
+    <w:tmpl w:val="681EB338"/>
+    <w:lvl w:ilvl="0">
+      <w:start w:val="1"/>
+      <w:numFmt w:val="bullet"/>
+      <w:lvlText w:val=""/>
+      <w:lvlJc w:val="left"/>
+      <w:pPr>
+        <w:tabs>
+          <w:tab w:val="num" w:pos="720"/>
+        </w:tabs>
+        <w:ind w:left="720" w:hanging="360"/>
+      </w:pPr>
+      <w:rPr>
+        <w:rFonts w:ascii="Symbol" w:hAnsi="Symbol" w:hint="default"/>
+        <w:sz w:val="20"/>
+      </w:rPr>
+    </w:lvl>
+    <w:lvl w:ilvl="1" w:tentative="1">
+      <w:start w:val="1"/>
+      <w:numFmt w:val="bullet"/>
+      <w:lvlText w:val="o"/>
+      <w:lvlJc w:val="left"/>
+      <w:pPr>
+        <w:tabs>
+          <w:tab w:val="num" w:pos="1440"/>
+        </w:tabs>
+        <w:ind w:left="1440" w:hanging="360"/>
+      </w:pPr>
+      <w:rPr>
+        <w:rFonts w:ascii="Courier New" w:hAnsi="Courier New" w:hint="default"/>
+        <w:sz w:val="20"/>
+      </w:rPr>
+    </w:lvl>
+    <w:lvl w:ilvl="2" w:tentative="1">
+      <w:start w:val="1"/>
+      <w:numFmt w:val="bullet"/>
+      <w:lvlText w:val=""/>
+      <w:lvlJc w:val="left"/>
+      <w:pPr>
+        <w:tabs>
+          <w:tab w:val="num" w:pos="2160"/>
+        </w:tabs>
+        <w:ind w:left="2160" w:hanging="360"/>
+      </w:pPr>
+      <w:rPr>
+        <w:rFonts w:ascii="Wingdings" w:hAnsi="Wingdings" w:hint="default"/>
+        <w:sz w:val="20"/>
+      </w:rPr>
+    </w:lvl>
+    <w:lvl w:ilvl="3" w:tentative="1">
+      <w:start w:val="1"/>
+      <w:numFmt w:val="bullet"/>
+      <w:lvlText w:val=""/>
+      <w:lvlJc w:val="left"/>
+      <w:pPr>
+        <w:tabs>
+          <w:tab w:val="num" w:pos="2880"/>
+        </w:tabs>
+        <w:ind w:left="2880" w:hanging="360"/>
+      </w:pPr>
+      <w:rPr>
+        <w:rFonts w:ascii="Wingdings" w:hAnsi="Wingdings" w:hint="default"/>
+        <w:sz w:val="20"/>
+      </w:rPr>
+    </w:lvl>
+    <w:lvl w:ilvl="4" w:tentative="1">
+      <w:start w:val="1"/>
+      <w:numFmt w:val="bullet"/>
+      <w:lvlText w:val=""/>
+      <w:lvlJc w:val="left"/>
+      <w:pPr>
+        <w:tabs>
+          <w:tab w:val="num" w:pos="3600"/>
+        </w:tabs>
+        <w:ind w:left="3600" w:hanging="360"/>
+      </w:pPr>
+      <w:rPr>
+        <w:rFonts w:ascii="Wingdings" w:hAnsi="Wingdings" w:hint="default"/>
+        <w:sz w:val="20"/>
+      </w:rPr>
+    </w:lvl>
+    <w:lvl w:ilvl="5" w:tentative="1">
+      <w:start w:val="1"/>
+      <w:numFmt w:val="bullet"/>
+      <w:lvlText w:val=""/>
+      <w:lvlJc w:val="left"/>
+      <w:pPr>
+        <w:tabs>
+          <w:tab w:val="num" w:pos="4320"/>
+        </w:tabs>
+        <w:ind w:left="4320" w:hanging="360"/>
+      </w:pPr>
+      <w:rPr>
+        <w:rFonts w:ascii="Wingdings" w:hAnsi="Wingdings" w:hint="default"/>
+        <w:sz w:val="20"/>
+      </w:rPr>
+    </w:lvl>
+    <w:lvl w:ilvl="6" w:tentative="1">
+      <w:start w:val="1"/>
+      <w:numFmt w:val="bullet"/>
+      <w:lvlText w:val=""/>
+      <w:lvlJc w:val="left"/>
+      <w:pPr>
+        <w:tabs>
+          <w:tab w:val="num" w:pos="5040"/>
+        </w:tabs>
+        <w:ind w:left="5040" w:hanging="360"/>
+      </w:pPr>
+      <w:rPr>
+        <w:rFonts w:ascii="Wingdings" w:hAnsi="Wingdings" w:hint="default"/>
+        <w:sz w:val="20"/>
+      </w:rPr>
+    </w:lvl>
+    <w:lvl w:ilvl="7" w:tentative="1">
+      <w:start w:val="1"/>
+      <w:numFmt w:val="bullet"/>
+      <w:lvlText w:val=""/>
+      <w:lvlJc w:val="left"/>
+      <w:pPr>
+        <w:tabs>
+          <w:tab w:val="num" w:pos="5760"/>
+        </w:tabs>
+        <w:ind w:left="5760" w:hanging="360"/>
+      </w:pPr>
+      <w:rPr>
+        <w:rFonts w:ascii="Wingdings" w:hAnsi="Wingdings" w:hint="default"/>
+        <w:sz w:val="20"/>
+      </w:rPr>
+    </w:lvl>
+    <w:lvl w:ilvl="8" w:tentative="1">
+      <w:start w:val="1"/>
+      <w:numFmt w:val="bullet"/>
+      <w:lvlText w:val=""/>
+      <w:lvlJc w:val="left"/>
+      <w:pPr>
+        <w:tabs>
+          <w:tab w:val="num" w:pos="6480"/>
+        </w:tabs>
+        <w:ind w:left="6480" w:hanging="360"/>
+      </w:pPr>
+      <w:rPr>
+        <w:rFonts w:ascii="Wingdings" w:hAnsi="Wingdings" w:hint="default"/>
+        <w:sz w:val="20"/>
+      </w:rPr>
+    </w:lvl>
+  </w:abstractNum>
+  <w:abstractNum w:abstractNumId="27" w15:restartNumberingAfterBreak="0">
     <w:nsid w:val="34013CB8"/>
     <w:multiLevelType w:val="multilevel"/>
     <w:tmpl w:val="35E61226"/>
@@ -5273,7 +7241,7 @@
       </w:rPr>
     </w:lvl>
   </w:abstractNum>
-  <w:abstractNum w:abstractNumId="20" w15:restartNumberingAfterBreak="0">
+  <w:abstractNum w:abstractNumId="28" w15:restartNumberingAfterBreak="0">
     <w:nsid w:val="346B37D8"/>
     <w:multiLevelType w:val="multilevel"/>
     <w:tmpl w:val="512EC214"/>
@@ -5422,7 +7390,7 @@
       </w:rPr>
     </w:lvl>
   </w:abstractNum>
-  <w:abstractNum w:abstractNumId="21" w15:restartNumberingAfterBreak="0">
+  <w:abstractNum w:abstractNumId="29" w15:restartNumberingAfterBreak="0">
     <w:nsid w:val="35D67E9D"/>
     <w:multiLevelType w:val="multilevel"/>
     <w:tmpl w:val="2408C712"/>
@@ -5571,7 +7539,7 @@
       </w:rPr>
     </w:lvl>
   </w:abstractNum>
-  <w:abstractNum w:abstractNumId="22" w15:restartNumberingAfterBreak="0">
+  <w:abstractNum w:abstractNumId="30" w15:restartNumberingAfterBreak="0">
     <w:nsid w:val="35FD7086"/>
     <w:multiLevelType w:val="multilevel"/>
     <w:tmpl w:val="119CF914"/>
@@ -5720,7 +7688,7 @@
       </w:rPr>
     </w:lvl>
   </w:abstractNum>
-  <w:abstractNum w:abstractNumId="23" w15:restartNumberingAfterBreak="0">
+  <w:abstractNum w:abstractNumId="31" w15:restartNumberingAfterBreak="0">
     <w:nsid w:val="37F90B9E"/>
     <w:multiLevelType w:val="multilevel"/>
     <w:tmpl w:val="DE645E3A"/>
@@ -5869,7 +7837,156 @@
       </w:rPr>
     </w:lvl>
   </w:abstractNum>
-  <w:abstractNum w:abstractNumId="24" w15:restartNumberingAfterBreak="0">
+  <w:abstractNum w:abstractNumId="32" w15:restartNumberingAfterBreak="0">
+    <w:nsid w:val="38154F0B"/>
+    <w:multiLevelType w:val="multilevel"/>
+    <w:tmpl w:val="422857AC"/>
+    <w:lvl w:ilvl="0">
+      <w:start w:val="1"/>
+      <w:numFmt w:val="bullet"/>
+      <w:lvlText w:val=""/>
+      <w:lvlJc w:val="left"/>
+      <w:pPr>
+        <w:tabs>
+          <w:tab w:val="num" w:pos="720"/>
+        </w:tabs>
+        <w:ind w:left="720" w:hanging="360"/>
+      </w:pPr>
+      <w:rPr>
+        <w:rFonts w:ascii="Symbol" w:hAnsi="Symbol" w:hint="default"/>
+        <w:sz w:val="20"/>
+      </w:rPr>
+    </w:lvl>
+    <w:lvl w:ilvl="1" w:tentative="1">
+      <w:start w:val="1"/>
+      <w:numFmt w:val="bullet"/>
+      <w:lvlText w:val="o"/>
+      <w:lvlJc w:val="left"/>
+      <w:pPr>
+        <w:tabs>
+          <w:tab w:val="num" w:pos="1440"/>
+        </w:tabs>
+        <w:ind w:left="1440" w:hanging="360"/>
+      </w:pPr>
+      <w:rPr>
+        <w:rFonts w:ascii="Courier New" w:hAnsi="Courier New" w:hint="default"/>
+        <w:sz w:val="20"/>
+      </w:rPr>
+    </w:lvl>
+    <w:lvl w:ilvl="2" w:tentative="1">
+      <w:start w:val="1"/>
+      <w:numFmt w:val="bullet"/>
+      <w:lvlText w:val=""/>
+      <w:lvlJc w:val="left"/>
+      <w:pPr>
+        <w:tabs>
+          <w:tab w:val="num" w:pos="2160"/>
+        </w:tabs>
+        <w:ind w:left="2160" w:hanging="360"/>
+      </w:pPr>
+      <w:rPr>
+        <w:rFonts w:ascii="Wingdings" w:hAnsi="Wingdings" w:hint="default"/>
+        <w:sz w:val="20"/>
+      </w:rPr>
+    </w:lvl>
+    <w:lvl w:ilvl="3" w:tentative="1">
+      <w:start w:val="1"/>
+      <w:numFmt w:val="bullet"/>
+      <w:lvlText w:val=""/>
+      <w:lvlJc w:val="left"/>
+      <w:pPr>
+        <w:tabs>
+          <w:tab w:val="num" w:pos="2880"/>
+        </w:tabs>
+        <w:ind w:left="2880" w:hanging="360"/>
+      </w:pPr>
+      <w:rPr>
+        <w:rFonts w:ascii="Wingdings" w:hAnsi="Wingdings" w:hint="default"/>
+        <w:sz w:val="20"/>
+      </w:rPr>
+    </w:lvl>
+    <w:lvl w:ilvl="4" w:tentative="1">
+      <w:start w:val="1"/>
+      <w:numFmt w:val="bullet"/>
+      <w:lvlText w:val=""/>
+      <w:lvlJc w:val="left"/>
+      <w:pPr>
+        <w:tabs>
+          <w:tab w:val="num" w:pos="3600"/>
+        </w:tabs>
+        <w:ind w:left="3600" w:hanging="360"/>
+      </w:pPr>
+      <w:rPr>
+        <w:rFonts w:ascii="Wingdings" w:hAnsi="Wingdings" w:hint="default"/>
+        <w:sz w:val="20"/>
+      </w:rPr>
+    </w:lvl>
+    <w:lvl w:ilvl="5" w:tentative="1">
+      <w:start w:val="1"/>
+      <w:numFmt w:val="bullet"/>
+      <w:lvlText w:val=""/>
+      <w:lvlJc w:val="left"/>
+      <w:pPr>
+        <w:tabs>
+          <w:tab w:val="num" w:pos="4320"/>
+        </w:tabs>
+        <w:ind w:left="4320" w:hanging="360"/>
+      </w:pPr>
+      <w:rPr>
+        <w:rFonts w:ascii="Wingdings" w:hAnsi="Wingdings" w:hint="default"/>
+        <w:sz w:val="20"/>
+      </w:rPr>
+    </w:lvl>
+    <w:lvl w:ilvl="6" w:tentative="1">
+      <w:start w:val="1"/>
+      <w:numFmt w:val="bullet"/>
+      <w:lvlText w:val=""/>
+      <w:lvlJc w:val="left"/>
+      <w:pPr>
+        <w:tabs>
+          <w:tab w:val="num" w:pos="5040"/>
+        </w:tabs>
+        <w:ind w:left="5040" w:hanging="360"/>
+      </w:pPr>
+      <w:rPr>
+        <w:rFonts w:ascii="Wingdings" w:hAnsi="Wingdings" w:hint="default"/>
+        <w:sz w:val="20"/>
+      </w:rPr>
+    </w:lvl>
+    <w:lvl w:ilvl="7" w:tentative="1">
+      <w:start w:val="1"/>
+      <w:numFmt w:val="bullet"/>
+      <w:lvlText w:val=""/>
+      <w:lvlJc w:val="left"/>
+      <w:pPr>
+        <w:tabs>
+          <w:tab w:val="num" w:pos="5760"/>
+        </w:tabs>
+        <w:ind w:left="5760" w:hanging="360"/>
+      </w:pPr>
+      <w:rPr>
+        <w:rFonts w:ascii="Wingdings" w:hAnsi="Wingdings" w:hint="default"/>
+        <w:sz w:val="20"/>
+      </w:rPr>
+    </w:lvl>
+    <w:lvl w:ilvl="8" w:tentative="1">
+      <w:start w:val="1"/>
+      <w:numFmt w:val="bullet"/>
+      <w:lvlText w:val=""/>
+      <w:lvlJc w:val="left"/>
+      <w:pPr>
+        <w:tabs>
+          <w:tab w:val="num" w:pos="6480"/>
+        </w:tabs>
+        <w:ind w:left="6480" w:hanging="360"/>
+      </w:pPr>
+      <w:rPr>
+        <w:rFonts w:ascii="Wingdings" w:hAnsi="Wingdings" w:hint="default"/>
+        <w:sz w:val="20"/>
+      </w:rPr>
+    </w:lvl>
+  </w:abstractNum>
+  <w:abstractNum w:abstractNumId="33" w15:restartNumberingAfterBreak="0">
     <w:nsid w:val="390829B2"/>
     <w:multiLevelType w:val="multilevel"/>
     <w:tmpl w:val="94CCE8C8"/>
@@ -6018,7 +8135,7 @@
       </w:rPr>
     </w:lvl>
   </w:abstractNum>
-  <w:abstractNum w:abstractNumId="25" w15:restartNumberingAfterBreak="0">
+  <w:abstractNum w:abstractNumId="34" w15:restartNumberingAfterBreak="0">
     <w:nsid w:val="39D96EAB"/>
     <w:multiLevelType w:val="multilevel"/>
     <w:tmpl w:val="A540230C"/>
@@ -6167,7 +8284,156 @@
       </w:rPr>
     </w:lvl>
   </w:abstractNum>
-  <w:abstractNum w:abstractNumId="26" w15:restartNumberingAfterBreak="0">
+  <w:abstractNum w:abstractNumId="35" w15:restartNumberingAfterBreak="0">
+    <w:nsid w:val="3BA445D8"/>
+    <w:multiLevelType w:val="multilevel"/>
+    <w:tmpl w:val="71822A90"/>
+    <w:lvl w:ilvl="0">
+      <w:start w:val="1"/>
+      <w:numFmt w:val="bullet"/>
+      <w:lvlText w:val=""/>
+      <w:lvlJc w:val="left"/>
+      <w:pPr>
+        <w:tabs>
+          <w:tab w:val="num" w:pos="720"/>
+        </w:tabs>
+        <w:ind w:left="720" w:hanging="360"/>
+      </w:pPr>
+      <w:rPr>
+        <w:rFonts w:ascii="Symbol" w:hAnsi="Symbol" w:hint="default"/>
+        <w:sz w:val="20"/>
+      </w:rPr>
+    </w:lvl>
+    <w:lvl w:ilvl="1" w:tentative="1">
+      <w:start w:val="1"/>
+      <w:numFmt w:val="bullet"/>
+      <w:lvlText w:val="o"/>
+      <w:lvlJc w:val="left"/>
+      <w:pPr>
+        <w:tabs>
+          <w:tab w:val="num" w:pos="1440"/>
+        </w:tabs>
+        <w:ind w:left="1440" w:hanging="360"/>
+      </w:pPr>
+      <w:rPr>
+        <w:rFonts w:ascii="Courier New" w:hAnsi="Courier New" w:hint="default"/>
+        <w:sz w:val="20"/>
+      </w:rPr>
+    </w:lvl>
+    <w:lvl w:ilvl="2" w:tentative="1">
+      <w:start w:val="1"/>
+      <w:numFmt w:val="bullet"/>
+      <w:lvlText w:val=""/>
+      <w:lvlJc w:val="left"/>
+      <w:pPr>
+        <w:tabs>
+          <w:tab w:val="num" w:pos="2160"/>
+        </w:tabs>
+        <w:ind w:left="2160" w:hanging="360"/>
+      </w:pPr>
+      <w:rPr>
+        <w:rFonts w:ascii="Wingdings" w:hAnsi="Wingdings" w:hint="default"/>
+        <w:sz w:val="20"/>
+      </w:rPr>
+    </w:lvl>
+    <w:lvl w:ilvl="3" w:tentative="1">
+      <w:start w:val="1"/>
+      <w:numFmt w:val="bullet"/>
+      <w:lvlText w:val=""/>
+      <w:lvlJc w:val="left"/>
+      <w:pPr>
+        <w:tabs>
+          <w:tab w:val="num" w:pos="2880"/>
+        </w:tabs>
+        <w:ind w:left="2880" w:hanging="360"/>
+      </w:pPr>
+      <w:rPr>
+        <w:rFonts w:ascii="Wingdings" w:hAnsi="Wingdings" w:hint="default"/>
+        <w:sz w:val="20"/>
+      </w:rPr>
+    </w:lvl>
+    <w:lvl w:ilvl="4" w:tentative="1">
+      <w:start w:val="1"/>
+      <w:numFmt w:val="bullet"/>
+      <w:lvlText w:val=""/>
+      <w:lvlJc w:val="left"/>
+      <w:pPr>
+        <w:tabs>
+          <w:tab w:val="num" w:pos="3600"/>
+        </w:tabs>
+        <w:ind w:left="3600" w:hanging="360"/>
+      </w:pPr>
+      <w:rPr>
+        <w:rFonts w:ascii="Wingdings" w:hAnsi="Wingdings" w:hint="default"/>
+        <w:sz w:val="20"/>
+      </w:rPr>
+    </w:lvl>
+    <w:lvl w:ilvl="5" w:tentative="1">
+      <w:start w:val="1"/>
+      <w:numFmt w:val="bullet"/>
+      <w:lvlText w:val=""/>
+      <w:lvlJc w:val="left"/>
+      <w:pPr>
+        <w:tabs>
+          <w:tab w:val="num" w:pos="4320"/>
+        </w:tabs>
+        <w:ind w:left="4320" w:hanging="360"/>
+      </w:pPr>
+      <w:rPr>
+        <w:rFonts w:ascii="Wingdings" w:hAnsi="Wingdings" w:hint="default"/>
+        <w:sz w:val="20"/>
+      </w:rPr>
+    </w:lvl>
+    <w:lvl w:ilvl="6" w:tentative="1">
+      <w:start w:val="1"/>
+      <w:numFmt w:val="bullet"/>
+      <w:lvlText w:val=""/>
+      <w:lvlJc w:val="left"/>
+      <w:pPr>
+        <w:tabs>
+          <w:tab w:val="num" w:pos="5040"/>
+        </w:tabs>
+        <w:ind w:left="5040" w:hanging="360"/>
+      </w:pPr>
+      <w:rPr>
+        <w:rFonts w:ascii="Wingdings" w:hAnsi="Wingdings" w:hint="default"/>
+        <w:sz w:val="20"/>
+      </w:rPr>
+    </w:lvl>
+    <w:lvl w:ilvl="7" w:tentative="1">
+      <w:start w:val="1"/>
+      <w:numFmt w:val="bullet"/>
+      <w:lvlText w:val=""/>
+      <w:lvlJc w:val="left"/>
+      <w:pPr>
+        <w:tabs>
+          <w:tab w:val="num" w:pos="5760"/>
+        </w:tabs>
+        <w:ind w:left="5760" w:hanging="360"/>
+      </w:pPr>
+      <w:rPr>
+        <w:rFonts w:ascii="Wingdings" w:hAnsi="Wingdings" w:hint="default"/>
+        <w:sz w:val="20"/>
+      </w:rPr>
+    </w:lvl>
+    <w:lvl w:ilvl="8" w:tentative="1">
+      <w:start w:val="1"/>
+      <w:numFmt w:val="bullet"/>
+      <w:lvlText w:val=""/>
+      <w:lvlJc w:val="left"/>
+      <w:pPr>
+        <w:tabs>
+          <w:tab w:val="num" w:pos="6480"/>
+        </w:tabs>
+        <w:ind w:left="6480" w:hanging="360"/>
+      </w:pPr>
+      <w:rPr>
+        <w:rFonts w:ascii="Wingdings" w:hAnsi="Wingdings" w:hint="default"/>
+        <w:sz w:val="20"/>
+      </w:rPr>
+    </w:lvl>
+  </w:abstractNum>
+  <w:abstractNum w:abstractNumId="36" w15:restartNumberingAfterBreak="0">
     <w:nsid w:val="3BF55D57"/>
     <w:multiLevelType w:val="multilevel"/>
     <w:tmpl w:val="232460C0"/>
@@ -6316,7 +8582,7 @@
       </w:rPr>
     </w:lvl>
   </w:abstractNum>
-  <w:abstractNum w:abstractNumId="27" w15:restartNumberingAfterBreak="0">
+  <w:abstractNum w:abstractNumId="37" w15:restartNumberingAfterBreak="0">
     <w:nsid w:val="3DAB0D91"/>
     <w:multiLevelType w:val="multilevel"/>
     <w:tmpl w:val="6F0CB7A6"/>
@@ -6465,7 +8731,7 @@
       </w:rPr>
     </w:lvl>
   </w:abstractNum>
-  <w:abstractNum w:abstractNumId="28" w15:restartNumberingAfterBreak="0">
+  <w:abstractNum w:abstractNumId="38" w15:restartNumberingAfterBreak="0">
     <w:nsid w:val="406E73D4"/>
     <w:multiLevelType w:val="multilevel"/>
     <w:tmpl w:val="BFB046F8"/>
@@ -6614,7 +8880,7 @@
       </w:rPr>
     </w:lvl>
   </w:abstractNum>
-  <w:abstractNum w:abstractNumId="29" w15:restartNumberingAfterBreak="0">
+  <w:abstractNum w:abstractNumId="39" w15:restartNumberingAfterBreak="0">
     <w:nsid w:val="42016542"/>
     <w:multiLevelType w:val="multilevel"/>
     <w:tmpl w:val="C8609986"/>
@@ -6763,7 +9029,7 @@
       </w:rPr>
     </w:lvl>
   </w:abstractNum>
-  <w:abstractNum w:abstractNumId="30" w15:restartNumberingAfterBreak="0">
+  <w:abstractNum w:abstractNumId="40" w15:restartNumberingAfterBreak="0">
     <w:nsid w:val="428404A0"/>
     <w:multiLevelType w:val="multilevel"/>
     <w:tmpl w:val="262A6432"/>
@@ -6912,7 +9178,305 @@
       </w:rPr>
     </w:lvl>
   </w:abstractNum>
-  <w:abstractNum w:abstractNumId="31" w15:restartNumberingAfterBreak="0">
+  <w:abstractNum w:abstractNumId="41" w15:restartNumberingAfterBreak="0">
+    <w:nsid w:val="431114CE"/>
+    <w:multiLevelType w:val="multilevel"/>
+    <w:tmpl w:val="889A0DD2"/>
+    <w:lvl w:ilvl="0">
+      <w:start w:val="1"/>
+      <w:numFmt w:val="bullet"/>
+      <w:lvlText w:val=""/>
+      <w:lvlJc w:val="left"/>
+      <w:pPr>
+        <w:tabs>
+          <w:tab w:val="num" w:pos="720"/>
+        </w:tabs>
+        <w:ind w:left="720" w:hanging="360"/>
+      </w:pPr>
+      <w:rPr>
+        <w:rFonts w:ascii="Symbol" w:hAnsi="Symbol" w:hint="default"/>
+        <w:sz w:val="20"/>
+      </w:rPr>
+    </w:lvl>
+    <w:lvl w:ilvl="1" w:tentative="1">
+      <w:start w:val="1"/>
+      <w:numFmt w:val="bullet"/>
+      <w:lvlText w:val="o"/>
+      <w:lvlJc w:val="left"/>
+      <w:pPr>
+        <w:tabs>
+          <w:tab w:val="num" w:pos="1440"/>
+        </w:tabs>
+        <w:ind w:left="1440" w:hanging="360"/>
+      </w:pPr>
+      <w:rPr>
+        <w:rFonts w:ascii="Courier New" w:hAnsi="Courier New" w:hint="default"/>
+        <w:sz w:val="20"/>
+      </w:rPr>
+    </w:lvl>
+    <w:lvl w:ilvl="2" w:tentative="1">
+      <w:start w:val="1"/>
+      <w:numFmt w:val="bullet"/>
+      <w:lvlText w:val=""/>
+      <w:lvlJc w:val="left"/>
+      <w:pPr>
+        <w:tabs>
+          <w:tab w:val="num" w:pos="2160"/>
+        </w:tabs>
+        <w:ind w:left="2160" w:hanging="360"/>
+      </w:pPr>
+      <w:rPr>
+        <w:rFonts w:ascii="Wingdings" w:hAnsi="Wingdings" w:hint="default"/>
+        <w:sz w:val="20"/>
+      </w:rPr>
+    </w:lvl>
+    <w:lvl w:ilvl="3" w:tentative="1">
+      <w:start w:val="1"/>
+      <w:numFmt w:val="bullet"/>
+      <w:lvlText w:val=""/>
+      <w:lvlJc w:val="left"/>
+      <w:pPr>
+        <w:tabs>
+          <w:tab w:val="num" w:pos="2880"/>
+        </w:tabs>
+        <w:ind w:left="2880" w:hanging="360"/>
+      </w:pPr>
+      <w:rPr>
+        <w:rFonts w:ascii="Wingdings" w:hAnsi="Wingdings" w:hint="default"/>
+        <w:sz w:val="20"/>
+      </w:rPr>
+    </w:lvl>
+    <w:lvl w:ilvl="4" w:tentative="1">
+      <w:start w:val="1"/>
+      <w:numFmt w:val="bullet"/>
+      <w:lvlText w:val=""/>
+      <w:lvlJc w:val="left"/>
+      <w:pPr>
+        <w:tabs>
+          <w:tab w:val="num" w:pos="3600"/>
+        </w:tabs>
+        <w:ind w:left="3600" w:hanging="360"/>
+      </w:pPr>
+      <w:rPr>
+        <w:rFonts w:ascii="Wingdings" w:hAnsi="Wingdings" w:hint="default"/>
+        <w:sz w:val="20"/>
+      </w:rPr>
+    </w:lvl>
+    <w:lvl w:ilvl="5" w:tentative="1">
+      <w:start w:val="1"/>
+      <w:numFmt w:val="bullet"/>
+      <w:lvlText w:val=""/>
+      <w:lvlJc w:val="left"/>
+      <w:pPr>
+        <w:tabs>
+          <w:tab w:val="num" w:pos="4320"/>
+        </w:tabs>
+        <w:ind w:left="4320" w:hanging="360"/>
+      </w:pPr>
+      <w:rPr>
+        <w:rFonts w:ascii="Wingdings" w:hAnsi="Wingdings" w:hint="default"/>
+        <w:sz w:val="20"/>
+      </w:rPr>
+    </w:lvl>
+    <w:lvl w:ilvl="6" w:tentative="1">
+      <w:start w:val="1"/>
+      <w:numFmt w:val="bullet"/>
+      <w:lvlText w:val=""/>
+      <w:lvlJc w:val="left"/>
+      <w:pPr>
+        <w:tabs>
+          <w:tab w:val="num" w:pos="5040"/>
+        </w:tabs>
+        <w:ind w:left="5040" w:hanging="360"/>
+      </w:pPr>
+      <w:rPr>
+        <w:rFonts w:ascii="Wingdings" w:hAnsi="Wingdings" w:hint="default"/>
+        <w:sz w:val="20"/>
+      </w:rPr>
+    </w:lvl>
+    <w:lvl w:ilvl="7" w:tentative="1">
+      <w:start w:val="1"/>
+      <w:numFmt w:val="bullet"/>
+      <w:lvlText w:val=""/>
+      <w:lvlJc w:val="left"/>
+      <w:pPr>
+        <w:tabs>
+          <w:tab w:val="num" w:pos="5760"/>
+        </w:tabs>
+        <w:ind w:left="5760" w:hanging="360"/>
+      </w:pPr>
+      <w:rPr>
+        <w:rFonts w:ascii="Wingdings" w:hAnsi="Wingdings" w:hint="default"/>
+        <w:sz w:val="20"/>
+      </w:rPr>
+    </w:lvl>
+    <w:lvl w:ilvl="8" w:tentative="1">
+      <w:start w:val="1"/>
+      <w:numFmt w:val="bullet"/>
+      <w:lvlText w:val=""/>
+      <w:lvlJc w:val="left"/>
+      <w:pPr>
+        <w:tabs>
+          <w:tab w:val="num" w:pos="6480"/>
+        </w:tabs>
+        <w:ind w:left="6480" w:hanging="360"/>
+      </w:pPr>
+      <w:rPr>
+        <w:rFonts w:ascii="Wingdings" w:hAnsi="Wingdings" w:hint="default"/>
+        <w:sz w:val="20"/>
+      </w:rPr>
+    </w:lvl>
+  </w:abstractNum>
+  <w:abstractNum w:abstractNumId="42" w15:restartNumberingAfterBreak="0">
+    <w:nsid w:val="45632123"/>
+    <w:multiLevelType w:val="multilevel"/>
+    <w:tmpl w:val="07D25C12"/>
+    <w:lvl w:ilvl="0">
+      <w:start w:val="1"/>
+      <w:numFmt w:val="bullet"/>
+      <w:lvlText w:val=""/>
+      <w:lvlJc w:val="left"/>
+      <w:pPr>
+        <w:tabs>
+          <w:tab w:val="num" w:pos="720"/>
+        </w:tabs>
+        <w:ind w:left="720" w:hanging="360"/>
+      </w:pPr>
+      <w:rPr>
+        <w:rFonts w:ascii="Symbol" w:hAnsi="Symbol" w:hint="default"/>
+        <w:sz w:val="20"/>
+      </w:rPr>
+    </w:lvl>
+    <w:lvl w:ilvl="1" w:tentative="1">
+      <w:start w:val="1"/>
+      <w:numFmt w:val="bullet"/>
+      <w:lvlText w:val="o"/>
+      <w:lvlJc w:val="left"/>
+      <w:pPr>
+        <w:tabs>
+          <w:tab w:val="num" w:pos="1440"/>
+        </w:tabs>
+        <w:ind w:left="1440" w:hanging="360"/>
+      </w:pPr>
+      <w:rPr>
+        <w:rFonts w:ascii="Courier New" w:hAnsi="Courier New" w:hint="default"/>
+        <w:sz w:val="20"/>
+      </w:rPr>
+    </w:lvl>
+    <w:lvl w:ilvl="2" w:tentative="1">
+      <w:start w:val="1"/>
+      <w:numFmt w:val="bullet"/>
+      <w:lvlText w:val=""/>
+      <w:lvlJc w:val="left"/>
+      <w:pPr>
+        <w:tabs>
+          <w:tab w:val="num" w:pos="2160"/>
+        </w:tabs>
+        <w:ind w:left="2160" w:hanging="360"/>
+      </w:pPr>
+      <w:rPr>
+        <w:rFonts w:ascii="Wingdings" w:hAnsi="Wingdings" w:hint="default"/>
+        <w:sz w:val="20"/>
+      </w:rPr>
+    </w:lvl>
+    <w:lvl w:ilvl="3" w:tentative="1">
+      <w:start w:val="1"/>
+      <w:numFmt w:val="bullet"/>
+      <w:lvlText w:val=""/>
+      <w:lvlJc w:val="left"/>
+      <w:pPr>
+        <w:tabs>
+          <w:tab w:val="num" w:pos="2880"/>
+        </w:tabs>
+        <w:ind w:left="2880" w:hanging="360"/>
+      </w:pPr>
+      <w:rPr>
+        <w:rFonts w:ascii="Wingdings" w:hAnsi="Wingdings" w:hint="default"/>
+        <w:sz w:val="20"/>
+      </w:rPr>
+    </w:lvl>
+    <w:lvl w:ilvl="4" w:tentative="1">
+      <w:start w:val="1"/>
+      <w:numFmt w:val="bullet"/>
+      <w:lvlText w:val=""/>
+      <w:lvlJc w:val="left"/>
+      <w:pPr>
+        <w:tabs>
+          <w:tab w:val="num" w:pos="3600"/>
+        </w:tabs>
+        <w:ind w:left="3600" w:hanging="360"/>
+      </w:pPr>
+      <w:rPr>
+        <w:rFonts w:ascii="Wingdings" w:hAnsi="Wingdings" w:hint="default"/>
+        <w:sz w:val="20"/>
+      </w:rPr>
+    </w:lvl>
+    <w:lvl w:ilvl="5" w:tentative="1">
+      <w:start w:val="1"/>
+      <w:numFmt w:val="bullet"/>
+      <w:lvlText w:val=""/>
+      <w:lvlJc w:val="left"/>
+      <w:pPr>
+        <w:tabs>
+          <w:tab w:val="num" w:pos="4320"/>
+        </w:tabs>
+        <w:ind w:left="4320" w:hanging="360"/>
+      </w:pPr>
+      <w:rPr>
+        <w:rFonts w:ascii="Wingdings" w:hAnsi="Wingdings" w:hint="default"/>
+        <w:sz w:val="20"/>
+      </w:rPr>
+    </w:lvl>
+    <w:lvl w:ilvl="6" w:tentative="1">
+      <w:start w:val="1"/>
+      <w:numFmt w:val="bullet"/>
+      <w:lvlText w:val=""/>
+      <w:lvlJc w:val="left"/>
+      <w:pPr>
+        <w:tabs>
+          <w:tab w:val="num" w:pos="5040"/>
+        </w:tabs>
+        <w:ind w:left="5040" w:hanging="360"/>
+      </w:pPr>
+      <w:rPr>
+        <w:rFonts w:ascii="Wingdings" w:hAnsi="Wingdings" w:hint="default"/>
+        <w:sz w:val="20"/>
+      </w:rPr>
+    </w:lvl>
+    <w:lvl w:ilvl="7" w:tentative="1">
+      <w:start w:val="1"/>
+      <w:numFmt w:val="bullet"/>
+      <w:lvlText w:val=""/>
+      <w:lvlJc w:val="left"/>
+      <w:pPr>
+        <w:tabs>
+          <w:tab w:val="num" w:pos="5760"/>
+        </w:tabs>
+        <w:ind w:left="5760" w:hanging="360"/>
+      </w:pPr>
+      <w:rPr>
+        <w:rFonts w:ascii="Wingdings" w:hAnsi="Wingdings" w:hint="default"/>
+        <w:sz w:val="20"/>
+      </w:rPr>
+    </w:lvl>
+    <w:lvl w:ilvl="8" w:tentative="1">
+      <w:start w:val="1"/>
+      <w:numFmt w:val="bullet"/>
+      <w:lvlText w:val=""/>
+      <w:lvlJc w:val="left"/>
+      <w:pPr>
+        <w:tabs>
+          <w:tab w:val="num" w:pos="6480"/>
+        </w:tabs>
+        <w:ind w:left="6480" w:hanging="360"/>
+      </w:pPr>
+      <w:rPr>
+        <w:rFonts w:ascii="Wingdings" w:hAnsi="Wingdings" w:hint="default"/>
+        <w:sz w:val="20"/>
+      </w:rPr>
+    </w:lvl>
+  </w:abstractNum>
+  <w:abstractNum w:abstractNumId="43" w15:restartNumberingAfterBreak="0">
     <w:nsid w:val="46381E91"/>
     <w:multiLevelType w:val="multilevel"/>
     <w:tmpl w:val="903A8214"/>
@@ -7061,7 +9625,7 @@
       </w:rPr>
     </w:lvl>
   </w:abstractNum>
-  <w:abstractNum w:abstractNumId="32" w15:restartNumberingAfterBreak="0">
+  <w:abstractNum w:abstractNumId="44" w15:restartNumberingAfterBreak="0">
     <w:nsid w:val="487742E8"/>
     <w:multiLevelType w:val="multilevel"/>
     <w:tmpl w:val="172C3F68"/>
@@ -7210,7 +9774,156 @@
       </w:rPr>
     </w:lvl>
   </w:abstractNum>
-  <w:abstractNum w:abstractNumId="33" w15:restartNumberingAfterBreak="0">
+  <w:abstractNum w:abstractNumId="45" w15:restartNumberingAfterBreak="0">
+    <w:nsid w:val="4E282AD6"/>
+    <w:multiLevelType w:val="multilevel"/>
+    <w:tmpl w:val="FAE81F42"/>
+    <w:lvl w:ilvl="0">
+      <w:start w:val="1"/>
+      <w:numFmt w:val="bullet"/>
+      <w:lvlText w:val=""/>
+      <w:lvlJc w:val="left"/>
+      <w:pPr>
+        <w:tabs>
+          <w:tab w:val="num" w:pos="720"/>
+        </w:tabs>
+        <w:ind w:left="720" w:hanging="360"/>
+      </w:pPr>
+      <w:rPr>
+        <w:rFonts w:ascii="Symbol" w:hAnsi="Symbol" w:hint="default"/>
+        <w:sz w:val="20"/>
+      </w:rPr>
+    </w:lvl>
+    <w:lvl w:ilvl="1" w:tentative="1">
+      <w:start w:val="1"/>
+      <w:numFmt w:val="bullet"/>
+      <w:lvlText w:val="o"/>
+      <w:lvlJc w:val="left"/>
+      <w:pPr>
+        <w:tabs>
+          <w:tab w:val="num" w:pos="1440"/>
+        </w:tabs>
+        <w:ind w:left="1440" w:hanging="360"/>
+      </w:pPr>
+      <w:rPr>
+        <w:rFonts w:ascii="Courier New" w:hAnsi="Courier New" w:hint="default"/>
+        <w:sz w:val="20"/>
+      </w:rPr>
+    </w:lvl>
+    <w:lvl w:ilvl="2" w:tentative="1">
+      <w:start w:val="1"/>
+      <w:numFmt w:val="bullet"/>
+      <w:lvlText w:val=""/>
+      <w:lvlJc w:val="left"/>
+      <w:pPr>
+        <w:tabs>
+          <w:tab w:val="num" w:pos="2160"/>
+        </w:tabs>
+        <w:ind w:left="2160" w:hanging="360"/>
+      </w:pPr>
+      <w:rPr>
+        <w:rFonts w:ascii="Wingdings" w:hAnsi="Wingdings" w:hint="default"/>
+        <w:sz w:val="20"/>
+      </w:rPr>
+    </w:lvl>
+    <w:lvl w:ilvl="3" w:tentative="1">
+      <w:start w:val="1"/>
+      <w:numFmt w:val="bullet"/>
+      <w:lvlText w:val=""/>
+      <w:lvlJc w:val="left"/>
+      <w:pPr>
+        <w:tabs>
+          <w:tab w:val="num" w:pos="2880"/>
+        </w:tabs>
+        <w:ind w:left="2880" w:hanging="360"/>
+      </w:pPr>
+      <w:rPr>
+        <w:rFonts w:ascii="Wingdings" w:hAnsi="Wingdings" w:hint="default"/>
+        <w:sz w:val="20"/>
+      </w:rPr>
+    </w:lvl>
+    <w:lvl w:ilvl="4" w:tentative="1">
+      <w:start w:val="1"/>
+      <w:numFmt w:val="bullet"/>
+      <w:lvlText w:val=""/>
+      <w:lvlJc w:val="left"/>
+      <w:pPr>
+        <w:tabs>
+          <w:tab w:val="num" w:pos="3600"/>
+        </w:tabs>
+        <w:ind w:left="3600" w:hanging="360"/>
+      </w:pPr>
+      <w:rPr>
+        <w:rFonts w:ascii="Wingdings" w:hAnsi="Wingdings" w:hint="default"/>
+        <w:sz w:val="20"/>
+      </w:rPr>
+    </w:lvl>
+    <w:lvl w:ilvl="5" w:tentative="1">
+      <w:start w:val="1"/>
+      <w:numFmt w:val="bullet"/>
+      <w:lvlText w:val=""/>
+      <w:lvlJc w:val="left"/>
+      <w:pPr>
+        <w:tabs>
+          <w:tab w:val="num" w:pos="4320"/>
+        </w:tabs>
+        <w:ind w:left="4320" w:hanging="360"/>
+      </w:pPr>
+      <w:rPr>
+        <w:rFonts w:ascii="Wingdings" w:hAnsi="Wingdings" w:hint="default"/>
+        <w:sz w:val="20"/>
+      </w:rPr>
+    </w:lvl>
+    <w:lvl w:ilvl="6" w:tentative="1">
+      <w:start w:val="1"/>
+      <w:numFmt w:val="bullet"/>
+      <w:lvlText w:val=""/>
+      <w:lvlJc w:val="left"/>
+      <w:pPr>
+        <w:tabs>
+          <w:tab w:val="num" w:pos="5040"/>
+        </w:tabs>
+        <w:ind w:left="5040" w:hanging="360"/>
+      </w:pPr>
+      <w:rPr>
+        <w:rFonts w:ascii="Wingdings" w:hAnsi="Wingdings" w:hint="default"/>
+        <w:sz w:val="20"/>
+      </w:rPr>
+    </w:lvl>
+    <w:lvl w:ilvl="7" w:tentative="1">
+      <w:start w:val="1"/>
+      <w:numFmt w:val="bullet"/>
+      <w:lvlText w:val=""/>
+      <w:lvlJc w:val="left"/>
+      <w:pPr>
+        <w:tabs>
+          <w:tab w:val="num" w:pos="5760"/>
+        </w:tabs>
+        <w:ind w:left="5760" w:hanging="360"/>
+      </w:pPr>
+      <w:rPr>
+        <w:rFonts w:ascii="Wingdings" w:hAnsi="Wingdings" w:hint="default"/>
+        <w:sz w:val="20"/>
+      </w:rPr>
+    </w:lvl>
+    <w:lvl w:ilvl="8" w:tentative="1">
+      <w:start w:val="1"/>
+      <w:numFmt w:val="bullet"/>
+      <w:lvlText w:val=""/>
+      <w:lvlJc w:val="left"/>
+      <w:pPr>
+        <w:tabs>
+          <w:tab w:val="num" w:pos="6480"/>
+        </w:tabs>
+        <w:ind w:left="6480" w:hanging="360"/>
+      </w:pPr>
+      <w:rPr>
+        <w:rFonts w:ascii="Wingdings" w:hAnsi="Wingdings" w:hint="default"/>
+        <w:sz w:val="20"/>
+      </w:rPr>
+    </w:lvl>
+  </w:abstractNum>
+  <w:abstractNum w:abstractNumId="46" w15:restartNumberingAfterBreak="0">
     <w:nsid w:val="580E4705"/>
     <w:multiLevelType w:val="multilevel"/>
     <w:tmpl w:val="7F901578"/>
@@ -7359,7 +10072,7 @@
       </w:rPr>
     </w:lvl>
   </w:abstractNum>
-  <w:abstractNum w:abstractNumId="34" w15:restartNumberingAfterBreak="0">
+  <w:abstractNum w:abstractNumId="47" w15:restartNumberingAfterBreak="0">
     <w:nsid w:val="586C7C32"/>
     <w:multiLevelType w:val="multilevel"/>
     <w:tmpl w:val="B554E046"/>
@@ -7508,7 +10221,7 @@
       </w:rPr>
     </w:lvl>
   </w:abstractNum>
-  <w:abstractNum w:abstractNumId="35" w15:restartNumberingAfterBreak="0">
+  <w:abstractNum w:abstractNumId="48" w15:restartNumberingAfterBreak="0">
     <w:nsid w:val="58C30115"/>
     <w:multiLevelType w:val="multilevel"/>
     <w:tmpl w:val="7812C34A"/>
@@ -7657,7 +10370,7 @@
       </w:rPr>
     </w:lvl>
   </w:abstractNum>
-  <w:abstractNum w:abstractNumId="36" w15:restartNumberingAfterBreak="0">
+  <w:abstractNum w:abstractNumId="49" w15:restartNumberingAfterBreak="0">
     <w:nsid w:val="5AFD6442"/>
     <w:multiLevelType w:val="multilevel"/>
     <w:tmpl w:val="EC227572"/>
@@ -7806,7 +10519,7 @@
       </w:rPr>
     </w:lvl>
   </w:abstractNum>
-  <w:abstractNum w:abstractNumId="37" w15:restartNumberingAfterBreak="0">
+  <w:abstractNum w:abstractNumId="50" w15:restartNumberingAfterBreak="0">
     <w:nsid w:val="5BAF19AF"/>
     <w:multiLevelType w:val="multilevel"/>
     <w:tmpl w:val="F1749904"/>
@@ -7955,7 +10668,7 @@
       </w:rPr>
     </w:lvl>
   </w:abstractNum>
-  <w:abstractNum w:abstractNumId="38" w15:restartNumberingAfterBreak="0">
+  <w:abstractNum w:abstractNumId="51" w15:restartNumberingAfterBreak="0">
     <w:nsid w:val="5DD90CEA"/>
     <w:multiLevelType w:val="multilevel"/>
     <w:tmpl w:val="2E00413C"/>
@@ -8104,7 +10817,7 @@
       </w:rPr>
     </w:lvl>
   </w:abstractNum>
-  <w:abstractNum w:abstractNumId="39" w15:restartNumberingAfterBreak="0">
+  <w:abstractNum w:abstractNumId="52" w15:restartNumberingAfterBreak="0">
     <w:nsid w:val="5E181568"/>
     <w:multiLevelType w:val="multilevel"/>
     <w:tmpl w:val="E2847274"/>
@@ -8253,7 +10966,7 @@
       </w:rPr>
     </w:lvl>
   </w:abstractNum>
-  <w:abstractNum w:abstractNumId="40" w15:restartNumberingAfterBreak="0">
+  <w:abstractNum w:abstractNumId="53" w15:restartNumberingAfterBreak="0">
     <w:nsid w:val="5E692AD9"/>
     <w:multiLevelType w:val="multilevel"/>
     <w:tmpl w:val="DDFE077A"/>
@@ -8402,7 +11115,7 @@
       </w:rPr>
     </w:lvl>
   </w:abstractNum>
-  <w:abstractNum w:abstractNumId="41" w15:restartNumberingAfterBreak="0">
+  <w:abstractNum w:abstractNumId="54" w15:restartNumberingAfterBreak="0">
     <w:nsid w:val="5E8C72FA"/>
     <w:multiLevelType w:val="multilevel"/>
     <w:tmpl w:val="750E34E8"/>
@@ -8551,7 +11264,7 @@
       </w:rPr>
     </w:lvl>
   </w:abstractNum>
-  <w:abstractNum w:abstractNumId="42" w15:restartNumberingAfterBreak="0">
+  <w:abstractNum w:abstractNumId="55" w15:restartNumberingAfterBreak="0">
     <w:nsid w:val="5FE76F82"/>
     <w:multiLevelType w:val="multilevel"/>
     <w:tmpl w:val="40B2476E"/>
@@ -8700,7 +11413,156 @@
       </w:rPr>
     </w:lvl>
   </w:abstractNum>
-  <w:abstractNum w:abstractNumId="43" w15:restartNumberingAfterBreak="0">
+  <w:abstractNum w:abstractNumId="56" w15:restartNumberingAfterBreak="0">
+    <w:nsid w:val="61DB4D3F"/>
+    <w:multiLevelType w:val="multilevel"/>
+    <w:tmpl w:val="79F2A598"/>
+    <w:lvl w:ilvl="0">
+      <w:start w:val="1"/>
+      <w:numFmt w:val="bullet"/>
+      <w:lvlText w:val=""/>
+      <w:lvlJc w:val="left"/>
+      <w:pPr>
+        <w:tabs>
+          <w:tab w:val="num" w:pos="720"/>
+        </w:tabs>
+        <w:ind w:left="720" w:hanging="360"/>
+      </w:pPr>
+      <w:rPr>
+        <w:rFonts w:ascii="Symbol" w:hAnsi="Symbol" w:hint="default"/>
+        <w:sz w:val="20"/>
+      </w:rPr>
+    </w:lvl>
+    <w:lvl w:ilvl="1" w:tentative="1">
+      <w:start w:val="1"/>
+      <w:numFmt w:val="bullet"/>
+      <w:lvlText w:val="o"/>
+      <w:lvlJc w:val="left"/>
+      <w:pPr>
+        <w:tabs>
+          <w:tab w:val="num" w:pos="1440"/>
+        </w:tabs>
+        <w:ind w:left="1440" w:hanging="360"/>
+      </w:pPr>
+      <w:rPr>
+        <w:rFonts w:ascii="Courier New" w:hAnsi="Courier New" w:hint="default"/>
+        <w:sz w:val="20"/>
+      </w:rPr>
+    </w:lvl>
+    <w:lvl w:ilvl="2" w:tentative="1">
+      <w:start w:val="1"/>
+      <w:numFmt w:val="bullet"/>
+      <w:lvlText w:val=""/>
+      <w:lvlJc w:val="left"/>
+      <w:pPr>
+        <w:tabs>
+          <w:tab w:val="num" w:pos="2160"/>
+        </w:tabs>
+        <w:ind w:left="2160" w:hanging="360"/>
+      </w:pPr>
+      <w:rPr>
+        <w:rFonts w:ascii="Wingdings" w:hAnsi="Wingdings" w:hint="default"/>
+        <w:sz w:val="20"/>
+      </w:rPr>
+    </w:lvl>
+    <w:lvl w:ilvl="3" w:tentative="1">
+      <w:start w:val="1"/>
+      <w:numFmt w:val="bullet"/>
+      <w:lvlText w:val=""/>
+      <w:lvlJc w:val="left"/>
+      <w:pPr>
+        <w:tabs>
+          <w:tab w:val="num" w:pos="2880"/>
+        </w:tabs>
+        <w:ind w:left="2880" w:hanging="360"/>
+      </w:pPr>
+      <w:rPr>
+        <w:rFonts w:ascii="Wingdings" w:hAnsi="Wingdings" w:hint="default"/>
+        <w:sz w:val="20"/>
+      </w:rPr>
+    </w:lvl>
+    <w:lvl w:ilvl="4" w:tentative="1">
+      <w:start w:val="1"/>
+      <w:numFmt w:val="bullet"/>
+      <w:lvlText w:val=""/>
+      <w:lvlJc w:val="left"/>
+      <w:pPr>
+        <w:tabs>
+          <w:tab w:val="num" w:pos="3600"/>
+        </w:tabs>
+        <w:ind w:left="3600" w:hanging="360"/>
+      </w:pPr>
+      <w:rPr>
+        <w:rFonts w:ascii="Wingdings" w:hAnsi="Wingdings" w:hint="default"/>
+        <w:sz w:val="20"/>
+      </w:rPr>
+    </w:lvl>
+    <w:lvl w:ilvl="5" w:tentative="1">
+      <w:start w:val="1"/>
+      <w:numFmt w:val="bullet"/>
+      <w:lvlText w:val=""/>
+      <w:lvlJc w:val="left"/>
+      <w:pPr>
+        <w:tabs>
+          <w:tab w:val="num" w:pos="4320"/>
+        </w:tabs>
+        <w:ind w:left="4320" w:hanging="360"/>
+      </w:pPr>
+      <w:rPr>
+        <w:rFonts w:ascii="Wingdings" w:hAnsi="Wingdings" w:hint="default"/>
+        <w:sz w:val="20"/>
+      </w:rPr>
+    </w:lvl>
+    <w:lvl w:ilvl="6" w:tentative="1">
+      <w:start w:val="1"/>
+      <w:numFmt w:val="bullet"/>
+      <w:lvlText w:val=""/>
+      <w:lvlJc w:val="left"/>
+      <w:pPr>
+        <w:tabs>
+          <w:tab w:val="num" w:pos="5040"/>
+        </w:tabs>
+        <w:ind w:left="5040" w:hanging="360"/>
+      </w:pPr>
+      <w:rPr>
+        <w:rFonts w:ascii="Wingdings" w:hAnsi="Wingdings" w:hint="default"/>
+        <w:sz w:val="20"/>
+      </w:rPr>
+    </w:lvl>
+    <w:lvl w:ilvl="7" w:tentative="1">
+      <w:start w:val="1"/>
+      <w:numFmt w:val="bullet"/>
+      <w:lvlText w:val=""/>
+      <w:lvlJc w:val="left"/>
+      <w:pPr>
+        <w:tabs>
+          <w:tab w:val="num" w:pos="5760"/>
+        </w:tabs>
+        <w:ind w:left="5760" w:hanging="360"/>
+      </w:pPr>
+      <w:rPr>
+        <w:rFonts w:ascii="Wingdings" w:hAnsi="Wingdings" w:hint="default"/>
+        <w:sz w:val="20"/>
+      </w:rPr>
+    </w:lvl>
+    <w:lvl w:ilvl="8" w:tentative="1">
+      <w:start w:val="1"/>
+      <w:numFmt w:val="bullet"/>
+      <w:lvlText w:val=""/>
+      <w:lvlJc w:val="left"/>
+      <w:pPr>
+        <w:tabs>
+          <w:tab w:val="num" w:pos="6480"/>
+        </w:tabs>
+        <w:ind w:left="6480" w:hanging="360"/>
+      </w:pPr>
+      <w:rPr>
+        <w:rFonts w:ascii="Wingdings" w:hAnsi="Wingdings" w:hint="default"/>
+        <w:sz w:val="20"/>
+      </w:rPr>
+    </w:lvl>
+  </w:abstractNum>
+  <w:abstractNum w:abstractNumId="57" w15:restartNumberingAfterBreak="0">
     <w:nsid w:val="65913D69"/>
     <w:multiLevelType w:val="multilevel"/>
     <w:tmpl w:val="52341306"/>
@@ -8849,7 +11711,7 @@
       </w:rPr>
     </w:lvl>
   </w:abstractNum>
-  <w:abstractNum w:abstractNumId="44" w15:restartNumberingAfterBreak="0">
+  <w:abstractNum w:abstractNumId="58" w15:restartNumberingAfterBreak="0">
     <w:nsid w:val="662B5CF4"/>
     <w:multiLevelType w:val="multilevel"/>
     <w:tmpl w:val="849A6E8C"/>
@@ -8998,7 +11860,7 @@
       </w:rPr>
     </w:lvl>
   </w:abstractNum>
-  <w:abstractNum w:abstractNumId="45" w15:restartNumberingAfterBreak="0">
+  <w:abstractNum w:abstractNumId="59" w15:restartNumberingAfterBreak="0">
     <w:nsid w:val="679D5187"/>
     <w:multiLevelType w:val="multilevel"/>
     <w:tmpl w:val="C82839D4"/>
@@ -9147,7 +12009,156 @@
       </w:rPr>
     </w:lvl>
   </w:abstractNum>
-  <w:abstractNum w:abstractNumId="46" w15:restartNumberingAfterBreak="0">
+  <w:abstractNum w:abstractNumId="60" w15:restartNumberingAfterBreak="0">
+    <w:nsid w:val="68915C3F"/>
+    <w:multiLevelType w:val="multilevel"/>
+    <w:tmpl w:val="2BDAD36A"/>
+    <w:lvl w:ilvl="0">
+      <w:start w:val="1"/>
+      <w:numFmt w:val="bullet"/>
+      <w:lvlText w:val=""/>
+      <w:lvlJc w:val="left"/>
+      <w:pPr>
+        <w:tabs>
+          <w:tab w:val="num" w:pos="720"/>
+        </w:tabs>
+        <w:ind w:left="720" w:hanging="360"/>
+      </w:pPr>
+      <w:rPr>
+        <w:rFonts w:ascii="Symbol" w:hAnsi="Symbol" w:hint="default"/>
+        <w:sz w:val="20"/>
+      </w:rPr>
+    </w:lvl>
+    <w:lvl w:ilvl="1" w:tentative="1">
+      <w:start w:val="1"/>
+      <w:numFmt w:val="bullet"/>
+      <w:lvlText w:val="o"/>
+      <w:lvlJc w:val="left"/>
+      <w:pPr>
+        <w:tabs>
+          <w:tab w:val="num" w:pos="1440"/>
+        </w:tabs>
+        <w:ind w:left="1440" w:hanging="360"/>
+      </w:pPr>
+      <w:rPr>
+        <w:rFonts w:ascii="Courier New" w:hAnsi="Courier New" w:hint="default"/>
+        <w:sz w:val="20"/>
+      </w:rPr>
+    </w:lvl>
+    <w:lvl w:ilvl="2" w:tentative="1">
+      <w:start w:val="1"/>
+      <w:numFmt w:val="bullet"/>
+      <w:lvlText w:val=""/>
+      <w:lvlJc w:val="left"/>
+      <w:pPr>
+        <w:tabs>
+          <w:tab w:val="num" w:pos="2160"/>
+        </w:tabs>
+        <w:ind w:left="2160" w:hanging="360"/>
+      </w:pPr>
+      <w:rPr>
+        <w:rFonts w:ascii="Wingdings" w:hAnsi="Wingdings" w:hint="default"/>
+        <w:sz w:val="20"/>
+      </w:rPr>
+    </w:lvl>
+    <w:lvl w:ilvl="3" w:tentative="1">
+      <w:start w:val="1"/>
+      <w:numFmt w:val="bullet"/>
+      <w:lvlText w:val=""/>
+      <w:lvlJc w:val="left"/>
+      <w:pPr>
+        <w:tabs>
+          <w:tab w:val="num" w:pos="2880"/>
+        </w:tabs>
+        <w:ind w:left="2880" w:hanging="360"/>
+      </w:pPr>
+      <w:rPr>
+        <w:rFonts w:ascii="Wingdings" w:hAnsi="Wingdings" w:hint="default"/>
+        <w:sz w:val="20"/>
+      </w:rPr>
+    </w:lvl>
+    <w:lvl w:ilvl="4" w:tentative="1">
+      <w:start w:val="1"/>
+      <w:numFmt w:val="bullet"/>
+      <w:lvlText w:val=""/>
+      <w:lvlJc w:val="left"/>
+      <w:pPr>
+        <w:tabs>
+          <w:tab w:val="num" w:pos="3600"/>
+        </w:tabs>
+        <w:ind w:left="3600" w:hanging="360"/>
+      </w:pPr>
+      <w:rPr>
+        <w:rFonts w:ascii="Wingdings" w:hAnsi="Wingdings" w:hint="default"/>
+        <w:sz w:val="20"/>
+      </w:rPr>
+    </w:lvl>
+    <w:lvl w:ilvl="5" w:tentative="1">
+      <w:start w:val="1"/>
+      <w:numFmt w:val="bullet"/>
+      <w:lvlText w:val=""/>
+      <w:lvlJc w:val="left"/>
+      <w:pPr>
+        <w:tabs>
+          <w:tab w:val="num" w:pos="4320"/>
+        </w:tabs>
+        <w:ind w:left="4320" w:hanging="360"/>
+      </w:pPr>
+      <w:rPr>
+        <w:rFonts w:ascii="Wingdings" w:hAnsi="Wingdings" w:hint="default"/>
+        <w:sz w:val="20"/>
+      </w:rPr>
+    </w:lvl>
+    <w:lvl w:ilvl="6" w:tentative="1">
+      <w:start w:val="1"/>
+      <w:numFmt w:val="bullet"/>
+      <w:lvlText w:val=""/>
+      <w:lvlJc w:val="left"/>
+      <w:pPr>
+        <w:tabs>
+          <w:tab w:val="num" w:pos="5040"/>
+        </w:tabs>
+        <w:ind w:left="5040" w:hanging="360"/>
+      </w:pPr>
+      <w:rPr>
+        <w:rFonts w:ascii="Wingdings" w:hAnsi="Wingdings" w:hint="default"/>
+        <w:sz w:val="20"/>
+      </w:rPr>
+    </w:lvl>
+    <w:lvl w:ilvl="7" w:tentative="1">
+      <w:start w:val="1"/>
+      <w:numFmt w:val="bullet"/>
+      <w:lvlText w:val=""/>
+      <w:lvlJc w:val="left"/>
+      <w:pPr>
+        <w:tabs>
+          <w:tab w:val="num" w:pos="5760"/>
+        </w:tabs>
+        <w:ind w:left="5760" w:hanging="360"/>
+      </w:pPr>
+      <w:rPr>
+        <w:rFonts w:ascii="Wingdings" w:hAnsi="Wingdings" w:hint="default"/>
+        <w:sz w:val="20"/>
+      </w:rPr>
+    </w:lvl>
+    <w:lvl w:ilvl="8" w:tentative="1">
+      <w:start w:val="1"/>
+      <w:numFmt w:val="bullet"/>
+      <w:lvlText w:val=""/>
+      <w:lvlJc w:val="left"/>
+      <w:pPr>
+        <w:tabs>
+          <w:tab w:val="num" w:pos="6480"/>
+        </w:tabs>
+        <w:ind w:left="6480" w:hanging="360"/>
+      </w:pPr>
+      <w:rPr>
+        <w:rFonts w:ascii="Wingdings" w:hAnsi="Wingdings" w:hint="default"/>
+        <w:sz w:val="20"/>
+      </w:rPr>
+    </w:lvl>
+  </w:abstractNum>
+  <w:abstractNum w:abstractNumId="61" w15:restartNumberingAfterBreak="0">
     <w:nsid w:val="6CA66AF4"/>
     <w:multiLevelType w:val="multilevel"/>
     <w:tmpl w:val="B6125EEE"/>
@@ -9296,7 +12307,156 @@
       </w:rPr>
     </w:lvl>
   </w:abstractNum>
-  <w:abstractNum w:abstractNumId="47" w15:restartNumberingAfterBreak="0">
+  <w:abstractNum w:abstractNumId="62" w15:restartNumberingAfterBreak="0">
+    <w:nsid w:val="6CF70CF4"/>
+    <w:multiLevelType w:val="multilevel"/>
+    <w:tmpl w:val="58F08712"/>
+    <w:lvl w:ilvl="0">
+      <w:start w:val="1"/>
+      <w:numFmt w:val="bullet"/>
+      <w:lvlText w:val=""/>
+      <w:lvlJc w:val="left"/>
+      <w:pPr>
+        <w:tabs>
+          <w:tab w:val="num" w:pos="720"/>
+        </w:tabs>
+        <w:ind w:left="720" w:hanging="360"/>
+      </w:pPr>
+      <w:rPr>
+        <w:rFonts w:ascii="Symbol" w:hAnsi="Symbol" w:hint="default"/>
+        <w:sz w:val="20"/>
+      </w:rPr>
+    </w:lvl>
+    <w:lvl w:ilvl="1" w:tentative="1">
+      <w:start w:val="1"/>
+      <w:numFmt w:val="bullet"/>
+      <w:lvlText w:val="o"/>
+      <w:lvlJc w:val="left"/>
+      <w:pPr>
+        <w:tabs>
+          <w:tab w:val="num" w:pos="1440"/>
+        </w:tabs>
+        <w:ind w:left="1440" w:hanging="360"/>
+      </w:pPr>
+      <w:rPr>
+        <w:rFonts w:ascii="Courier New" w:hAnsi="Courier New" w:hint="default"/>
+        <w:sz w:val="20"/>
+      </w:rPr>
+    </w:lvl>
+    <w:lvl w:ilvl="2" w:tentative="1">
+      <w:start w:val="1"/>
+      <w:numFmt w:val="bullet"/>
+      <w:lvlText w:val=""/>
+      <w:lvlJc w:val="left"/>
+      <w:pPr>
+        <w:tabs>
+          <w:tab w:val="num" w:pos="2160"/>
+        </w:tabs>
+        <w:ind w:left="2160" w:hanging="360"/>
+      </w:pPr>
+      <w:rPr>
+        <w:rFonts w:ascii="Wingdings" w:hAnsi="Wingdings" w:hint="default"/>
+        <w:sz w:val="20"/>
+      </w:rPr>
+    </w:lvl>
+    <w:lvl w:ilvl="3" w:tentative="1">
+      <w:start w:val="1"/>
+      <w:numFmt w:val="bullet"/>
+      <w:lvlText w:val=""/>
+      <w:lvlJc w:val="left"/>
+      <w:pPr>
+        <w:tabs>
+          <w:tab w:val="num" w:pos="2880"/>
+        </w:tabs>
+        <w:ind w:left="2880" w:hanging="360"/>
+      </w:pPr>
+      <w:rPr>
+        <w:rFonts w:ascii="Wingdings" w:hAnsi="Wingdings" w:hint="default"/>
+        <w:sz w:val="20"/>
+      </w:rPr>
+    </w:lvl>
+    <w:lvl w:ilvl="4" w:tentative="1">
+      <w:start w:val="1"/>
+      <w:numFmt w:val="bullet"/>
+      <w:lvlText w:val=""/>
+      <w:lvlJc w:val="left"/>
+      <w:pPr>
+        <w:tabs>
+          <w:tab w:val="num" w:pos="3600"/>
+        </w:tabs>
+        <w:ind w:left="3600" w:hanging="360"/>
+      </w:pPr>
+      <w:rPr>
+        <w:rFonts w:ascii="Wingdings" w:hAnsi="Wingdings" w:hint="default"/>
+        <w:sz w:val="20"/>
+      </w:rPr>
+    </w:lvl>
+    <w:lvl w:ilvl="5" w:tentative="1">
+      <w:start w:val="1"/>
+      <w:numFmt w:val="bullet"/>
+      <w:lvlText w:val=""/>
+      <w:lvlJc w:val="left"/>
+      <w:pPr>
+        <w:tabs>
+          <w:tab w:val="num" w:pos="4320"/>
+        </w:tabs>
+        <w:ind w:left="4320" w:hanging="360"/>
+      </w:pPr>
+      <w:rPr>
+        <w:rFonts w:ascii="Wingdings" w:hAnsi="Wingdings" w:hint="default"/>
+        <w:sz w:val="20"/>
+      </w:rPr>
+    </w:lvl>
+    <w:lvl w:ilvl="6" w:tentative="1">
+      <w:start w:val="1"/>
+      <w:numFmt w:val="bullet"/>
+      <w:lvlText w:val=""/>
+      <w:lvlJc w:val="left"/>
+      <w:pPr>
+        <w:tabs>
+          <w:tab w:val="num" w:pos="5040"/>
+        </w:tabs>
+        <w:ind w:left="5040" w:hanging="360"/>
+      </w:pPr>
+      <w:rPr>
+        <w:rFonts w:ascii="Wingdings" w:hAnsi="Wingdings" w:hint="default"/>
+        <w:sz w:val="20"/>
+      </w:rPr>
+    </w:lvl>
+    <w:lvl w:ilvl="7" w:tentative="1">
+      <w:start w:val="1"/>
+      <w:numFmt w:val="bullet"/>
+      <w:lvlText w:val=""/>
+      <w:lvlJc w:val="left"/>
+      <w:pPr>
+        <w:tabs>
+          <w:tab w:val="num" w:pos="5760"/>
+        </w:tabs>
+        <w:ind w:left="5760" w:hanging="360"/>
+      </w:pPr>
+      <w:rPr>
+        <w:rFonts w:ascii="Wingdings" w:hAnsi="Wingdings" w:hint="default"/>
+        <w:sz w:val="20"/>
+      </w:rPr>
+    </w:lvl>
+    <w:lvl w:ilvl="8" w:tentative="1">
+      <w:start w:val="1"/>
+      <w:numFmt w:val="bullet"/>
+      <w:lvlText w:val=""/>
+      <w:lvlJc w:val="left"/>
+      <w:pPr>
+        <w:tabs>
+          <w:tab w:val="num" w:pos="6480"/>
+        </w:tabs>
+        <w:ind w:left="6480" w:hanging="360"/>
+      </w:pPr>
+      <w:rPr>
+        <w:rFonts w:ascii="Wingdings" w:hAnsi="Wingdings" w:hint="default"/>
+        <w:sz w:val="20"/>
+      </w:rPr>
+    </w:lvl>
+  </w:abstractNum>
+  <w:abstractNum w:abstractNumId="63" w15:restartNumberingAfterBreak="0">
     <w:nsid w:val="6F2B02DF"/>
     <w:multiLevelType w:val="multilevel"/>
     <w:tmpl w:val="B2D8A0A2"/>
@@ -9445,7 +12605,7 @@
       </w:rPr>
     </w:lvl>
   </w:abstractNum>
-  <w:abstractNum w:abstractNumId="48" w15:restartNumberingAfterBreak="0">
+  <w:abstractNum w:abstractNumId="64" w15:restartNumberingAfterBreak="0">
     <w:nsid w:val="706E6D53"/>
     <w:multiLevelType w:val="multilevel"/>
     <w:tmpl w:val="89F6216E"/>
@@ -9594,7 +12754,7 @@
       </w:rPr>
     </w:lvl>
   </w:abstractNum>
-  <w:abstractNum w:abstractNumId="49" w15:restartNumberingAfterBreak="0">
+  <w:abstractNum w:abstractNumId="65" w15:restartNumberingAfterBreak="0">
     <w:nsid w:val="74A22ED5"/>
     <w:multiLevelType w:val="multilevel"/>
     <w:tmpl w:val="9CC48A46"/>
@@ -9743,7 +12903,7 @@
       </w:rPr>
     </w:lvl>
   </w:abstractNum>
-  <w:abstractNum w:abstractNumId="50" w15:restartNumberingAfterBreak="0">
+  <w:abstractNum w:abstractNumId="66" w15:restartNumberingAfterBreak="0">
     <w:nsid w:val="76CF374C"/>
     <w:multiLevelType w:val="multilevel"/>
     <w:tmpl w:val="15D61ACA"/>
@@ -9892,7 +13052,305 @@
       </w:rPr>
     </w:lvl>
   </w:abstractNum>
-  <w:abstractNum w:abstractNumId="51" w15:restartNumberingAfterBreak="0">
+  <w:abstractNum w:abstractNumId="67" w15:restartNumberingAfterBreak="0">
+    <w:nsid w:val="79E5291F"/>
+    <w:multiLevelType w:val="multilevel"/>
+    <w:tmpl w:val="68B43C48"/>
+    <w:lvl w:ilvl="0">
+      <w:start w:val="1"/>
+      <w:numFmt w:val="bullet"/>
+      <w:lvlText w:val=""/>
+      <w:lvlJc w:val="left"/>
+      <w:pPr>
+        <w:tabs>
+          <w:tab w:val="num" w:pos="720"/>
+        </w:tabs>
+        <w:ind w:left="720" w:hanging="360"/>
+      </w:pPr>
+      <w:rPr>
+        <w:rFonts w:ascii="Symbol" w:hAnsi="Symbol" w:hint="default"/>
+        <w:sz w:val="20"/>
+      </w:rPr>
+    </w:lvl>
+    <w:lvl w:ilvl="1" w:tentative="1">
+      <w:start w:val="1"/>
+      <w:numFmt w:val="bullet"/>
+      <w:lvlText w:val="o"/>
+      <w:lvlJc w:val="left"/>
+      <w:pPr>
+        <w:tabs>
+          <w:tab w:val="num" w:pos="1440"/>
+        </w:tabs>
+        <w:ind w:left="1440" w:hanging="360"/>
+      </w:pPr>
+      <w:rPr>
+        <w:rFonts w:ascii="Courier New" w:hAnsi="Courier New" w:hint="default"/>
+        <w:sz w:val="20"/>
+      </w:rPr>
+    </w:lvl>
+    <w:lvl w:ilvl="2" w:tentative="1">
+      <w:start w:val="1"/>
+      <w:numFmt w:val="bullet"/>
+      <w:lvlText w:val=""/>
+      <w:lvlJc w:val="left"/>
+      <w:pPr>
+        <w:tabs>
+          <w:tab w:val="num" w:pos="2160"/>
+        </w:tabs>
+        <w:ind w:left="2160" w:hanging="360"/>
+      </w:pPr>
+      <w:rPr>
+        <w:rFonts w:ascii="Wingdings" w:hAnsi="Wingdings" w:hint="default"/>
+        <w:sz w:val="20"/>
+      </w:rPr>
+    </w:lvl>
+    <w:lvl w:ilvl="3" w:tentative="1">
+      <w:start w:val="1"/>
+      <w:numFmt w:val="bullet"/>
+      <w:lvlText w:val=""/>
+      <w:lvlJc w:val="left"/>
+      <w:pPr>
+        <w:tabs>
+          <w:tab w:val="num" w:pos="2880"/>
+        </w:tabs>
+        <w:ind w:left="2880" w:hanging="360"/>
+      </w:pPr>
+      <w:rPr>
+        <w:rFonts w:ascii="Wingdings" w:hAnsi="Wingdings" w:hint="default"/>
+        <w:sz w:val="20"/>
+      </w:rPr>
+    </w:lvl>
+    <w:lvl w:ilvl="4" w:tentative="1">
+      <w:start w:val="1"/>
+      <w:numFmt w:val="bullet"/>
+      <w:lvlText w:val=""/>
+      <w:lvlJc w:val="left"/>
+      <w:pPr>
+        <w:tabs>
+          <w:tab w:val="num" w:pos="3600"/>
+        </w:tabs>
+        <w:ind w:left="3600" w:hanging="360"/>
+      </w:pPr>
+      <w:rPr>
+        <w:rFonts w:ascii="Wingdings" w:hAnsi="Wingdings" w:hint="default"/>
+        <w:sz w:val="20"/>
+      </w:rPr>
+    </w:lvl>
+    <w:lvl w:ilvl="5" w:tentative="1">
+      <w:start w:val="1"/>
+      <w:numFmt w:val="bullet"/>
+      <w:lvlText w:val=""/>
+      <w:lvlJc w:val="left"/>
+      <w:pPr>
+        <w:tabs>
+          <w:tab w:val="num" w:pos="4320"/>
+        </w:tabs>
+        <w:ind w:left="4320" w:hanging="360"/>
+      </w:pPr>
+      <w:rPr>
+        <w:rFonts w:ascii="Wingdings" w:hAnsi="Wingdings" w:hint="default"/>
+        <w:sz w:val="20"/>
+      </w:rPr>
+    </w:lvl>
+    <w:lvl w:ilvl="6" w:tentative="1">
+      <w:start w:val="1"/>
+      <w:numFmt w:val="bullet"/>
+      <w:lvlText w:val=""/>
+      <w:lvlJc w:val="left"/>
+      <w:pPr>
+        <w:tabs>
+          <w:tab w:val="num" w:pos="5040"/>
+        </w:tabs>
+        <w:ind w:left="5040" w:hanging="360"/>
+      </w:pPr>
+      <w:rPr>
+        <w:rFonts w:ascii="Wingdings" w:hAnsi="Wingdings" w:hint="default"/>
+        <w:sz w:val="20"/>
+      </w:rPr>
+    </w:lvl>
+    <w:lvl w:ilvl="7" w:tentative="1">
+      <w:start w:val="1"/>
+      <w:numFmt w:val="bullet"/>
+      <w:lvlText w:val=""/>
+      <w:lvlJc w:val="left"/>
+      <w:pPr>
+        <w:tabs>
+          <w:tab w:val="num" w:pos="5760"/>
+        </w:tabs>
+        <w:ind w:left="5760" w:hanging="360"/>
+      </w:pPr>
+      <w:rPr>
+        <w:rFonts w:ascii="Wingdings" w:hAnsi="Wingdings" w:hint="default"/>
+        <w:sz w:val="20"/>
+      </w:rPr>
+    </w:lvl>
+    <w:lvl w:ilvl="8" w:tentative="1">
+      <w:start w:val="1"/>
+      <w:numFmt w:val="bullet"/>
+      <w:lvlText w:val=""/>
+      <w:lvlJc w:val="left"/>
+      <w:pPr>
+        <w:tabs>
+          <w:tab w:val="num" w:pos="6480"/>
+        </w:tabs>
+        <w:ind w:left="6480" w:hanging="360"/>
+      </w:pPr>
+      <w:rPr>
+        <w:rFonts w:ascii="Wingdings" w:hAnsi="Wingdings" w:hint="default"/>
+        <w:sz w:val="20"/>
+      </w:rPr>
+    </w:lvl>
+  </w:abstractNum>
+  <w:abstractNum w:abstractNumId="68" w15:restartNumberingAfterBreak="0">
+    <w:nsid w:val="7A3F08A8"/>
+    <w:multiLevelType w:val="multilevel"/>
+    <w:tmpl w:val="99D4FFCC"/>
+    <w:lvl w:ilvl="0">
+      <w:start w:val="1"/>
+      <w:numFmt w:val="bullet"/>
+      <w:lvlText w:val=""/>
+      <w:lvlJc w:val="left"/>
+      <w:pPr>
+        <w:tabs>
+          <w:tab w:val="num" w:pos="720"/>
+        </w:tabs>
+        <w:ind w:left="720" w:hanging="360"/>
+      </w:pPr>
+      <w:rPr>
+        <w:rFonts w:ascii="Symbol" w:hAnsi="Symbol" w:hint="default"/>
+        <w:sz w:val="20"/>
+      </w:rPr>
+    </w:lvl>
+    <w:lvl w:ilvl="1" w:tentative="1">
+      <w:start w:val="1"/>
+      <w:numFmt w:val="bullet"/>
+      <w:lvlText w:val="o"/>
+      <w:lvlJc w:val="left"/>
+      <w:pPr>
+        <w:tabs>
+          <w:tab w:val="num" w:pos="1440"/>
+        </w:tabs>
+        <w:ind w:left="1440" w:hanging="360"/>
+      </w:pPr>
+      <w:rPr>
+        <w:rFonts w:ascii="Courier New" w:hAnsi="Courier New" w:hint="default"/>
+        <w:sz w:val="20"/>
+      </w:rPr>
+    </w:lvl>
+    <w:lvl w:ilvl="2" w:tentative="1">
+      <w:start w:val="1"/>
+      <w:numFmt w:val="bullet"/>
+      <w:lvlText w:val=""/>
+      <w:lvlJc w:val="left"/>
+      <w:pPr>
+        <w:tabs>
+          <w:tab w:val="num" w:pos="2160"/>
+        </w:tabs>
+        <w:ind w:left="2160" w:hanging="360"/>
+      </w:pPr>
+      <w:rPr>
+        <w:rFonts w:ascii="Wingdings" w:hAnsi="Wingdings" w:hint="default"/>
+        <w:sz w:val="20"/>
+      </w:rPr>
+    </w:lvl>
+    <w:lvl w:ilvl="3" w:tentative="1">
+      <w:start w:val="1"/>
+      <w:numFmt w:val="bullet"/>
+      <w:lvlText w:val=""/>
+      <w:lvlJc w:val="left"/>
+      <w:pPr>
+        <w:tabs>
+          <w:tab w:val="num" w:pos="2880"/>
+        </w:tabs>
+        <w:ind w:left="2880" w:hanging="360"/>
+      </w:pPr>
+      <w:rPr>
+        <w:rFonts w:ascii="Wingdings" w:hAnsi="Wingdings" w:hint="default"/>
+        <w:sz w:val="20"/>
+      </w:rPr>
+    </w:lvl>
+    <w:lvl w:ilvl="4" w:tentative="1">
+      <w:start w:val="1"/>
+      <w:numFmt w:val="bullet"/>
+      <w:lvlText w:val=""/>
+      <w:lvlJc w:val="left"/>
+      <w:pPr>
+        <w:tabs>
+          <w:tab w:val="num" w:pos="3600"/>
+        </w:tabs>
+        <w:ind w:left="3600" w:hanging="360"/>
+      </w:pPr>
+      <w:rPr>
+        <w:rFonts w:ascii="Wingdings" w:hAnsi="Wingdings" w:hint="default"/>
+        <w:sz w:val="20"/>
+      </w:rPr>
+    </w:lvl>
+    <w:lvl w:ilvl="5" w:tentative="1">
+      <w:start w:val="1"/>
+      <w:numFmt w:val="bullet"/>
+      <w:lvlText w:val=""/>
+      <w:lvlJc w:val="left"/>
+      <w:pPr>
+        <w:tabs>
+          <w:tab w:val="num" w:pos="4320"/>
+        </w:tabs>
+        <w:ind w:left="4320" w:hanging="360"/>
+      </w:pPr>
+      <w:rPr>
+        <w:rFonts w:ascii="Wingdings" w:hAnsi="Wingdings" w:hint="default"/>
+        <w:sz w:val="20"/>
+      </w:rPr>
+    </w:lvl>
+    <w:lvl w:ilvl="6" w:tentative="1">
+      <w:start w:val="1"/>
+      <w:numFmt w:val="bullet"/>
+      <w:lvlText w:val=""/>
+      <w:lvlJc w:val="left"/>
+      <w:pPr>
+        <w:tabs>
+          <w:tab w:val="num" w:pos="5040"/>
+        </w:tabs>
+        <w:ind w:left="5040" w:hanging="360"/>
+      </w:pPr>
+      <w:rPr>
+        <w:rFonts w:ascii="Wingdings" w:hAnsi="Wingdings" w:hint="default"/>
+        <w:sz w:val="20"/>
+      </w:rPr>
+    </w:lvl>
+    <w:lvl w:ilvl="7" w:tentative="1">
+      <w:start w:val="1"/>
+      <w:numFmt w:val="bullet"/>
+      <w:lvlText w:val=""/>
+      <w:lvlJc w:val="left"/>
+      <w:pPr>
+        <w:tabs>
+          <w:tab w:val="num" w:pos="5760"/>
+        </w:tabs>
+        <w:ind w:left="5760" w:hanging="360"/>
+      </w:pPr>
+      <w:rPr>
+        <w:rFonts w:ascii="Wingdings" w:hAnsi="Wingdings" w:hint="default"/>
+        <w:sz w:val="20"/>
+      </w:rPr>
+    </w:lvl>
+    <w:lvl w:ilvl="8" w:tentative="1">
+      <w:start w:val="1"/>
+      <w:numFmt w:val="bullet"/>
+      <w:lvlText w:val=""/>
+      <w:lvlJc w:val="left"/>
+      <w:pPr>
+        <w:tabs>
+          <w:tab w:val="num" w:pos="6480"/>
+        </w:tabs>
+        <w:ind w:left="6480" w:hanging="360"/>
+      </w:pPr>
+      <w:rPr>
+        <w:rFonts w:ascii="Wingdings" w:hAnsi="Wingdings" w:hint="default"/>
+        <w:sz w:val="20"/>
+      </w:rPr>
+    </w:lvl>
+  </w:abstractNum>
+  <w:abstractNum w:abstractNumId="69" w15:restartNumberingAfterBreak="0">
     <w:nsid w:val="7D5620EF"/>
     <w:multiLevelType w:val="multilevel"/>
     <w:tmpl w:val="60809FDC"/>
@@ -10041,7 +13499,7 @@
       </w:rPr>
     </w:lvl>
   </w:abstractNum>
-  <w:abstractNum w:abstractNumId="52" w15:restartNumberingAfterBreak="0">
+  <w:abstractNum w:abstractNumId="70" w15:restartNumberingAfterBreak="0">
     <w:nsid w:val="7FFB214F"/>
     <w:multiLevelType w:val="multilevel"/>
     <w:tmpl w:val="27343B52"/>
@@ -10191,163 +13649,217 @@
     </w:lvl>
   </w:abstractNum>
   <w:num w:numId="1" w16cid:durableId="29379277">
-    <w:abstractNumId w:val="45"/>
+    <w:abstractNumId w:val="59"/>
   </w:num>
   <w:num w:numId="2" w16cid:durableId="1664509868">
-    <w:abstractNumId w:val="42"/>
+    <w:abstractNumId w:val="55"/>
   </w:num>
   <w:num w:numId="3" w16cid:durableId="354381333">
-    <w:abstractNumId w:val="50"/>
+    <w:abstractNumId w:val="66"/>
   </w:num>
   <w:num w:numId="4" w16cid:durableId="131407127">
+    <w:abstractNumId w:val="63"/>
+  </w:num>
+  <w:num w:numId="5" w16cid:durableId="83189985">
+    <w:abstractNumId w:val="34"/>
+  </w:num>
+  <w:num w:numId="6" w16cid:durableId="1022629270">
     <w:abstractNumId w:val="47"/>
   </w:num>
-  <w:num w:numId="5" w16cid:durableId="83189985">
-    <w:abstractNumId w:val="25"/>
-  </w:num>
-  <w:num w:numId="6" w16cid:durableId="1022629270">
-    <w:abstractNumId w:val="34"/>
-  </w:num>
   <w:num w:numId="7" w16cid:durableId="2135755367">
-    <w:abstractNumId w:val="36"/>
+    <w:abstractNumId w:val="49"/>
   </w:num>
   <w:num w:numId="8" w16cid:durableId="398289440">
-    <w:abstractNumId w:val="28"/>
+    <w:abstractNumId w:val="38"/>
   </w:num>
   <w:num w:numId="9" w16cid:durableId="393311220">
     <w:abstractNumId w:val="3"/>
   </w:num>
   <w:num w:numId="10" w16cid:durableId="1103496063">
-    <w:abstractNumId w:val="10"/>
+    <w:abstractNumId w:val="14"/>
   </w:num>
   <w:num w:numId="11" w16cid:durableId="725690251">
-    <w:abstractNumId w:val="30"/>
+    <w:abstractNumId w:val="40"/>
   </w:num>
   <w:num w:numId="12" w16cid:durableId="1394160233">
-    <w:abstractNumId w:val="12"/>
+    <w:abstractNumId w:val="18"/>
   </w:num>
   <w:num w:numId="13" w16cid:durableId="1471364740">
-    <w:abstractNumId w:val="21"/>
+    <w:abstractNumId w:val="29"/>
   </w:num>
   <w:num w:numId="14" w16cid:durableId="907960322">
-    <w:abstractNumId w:val="5"/>
+    <w:abstractNumId w:val="9"/>
   </w:num>
   <w:num w:numId="15" w16cid:durableId="1247808830">
     <w:abstractNumId w:val="0"/>
   </w:num>
   <w:num w:numId="16" w16cid:durableId="789394635">
-    <w:abstractNumId w:val="15"/>
+    <w:abstractNumId w:val="21"/>
   </w:num>
   <w:num w:numId="17" w16cid:durableId="546529759">
     <w:abstractNumId w:val="2"/>
   </w:num>
   <w:num w:numId="18" w16cid:durableId="1044256049">
-    <w:abstractNumId w:val="44"/>
+    <w:abstractNumId w:val="58"/>
   </w:num>
   <w:num w:numId="19" w16cid:durableId="1195189247">
-    <w:abstractNumId w:val="18"/>
+    <w:abstractNumId w:val="25"/>
   </w:num>
   <w:num w:numId="20" w16cid:durableId="1387144231">
-    <w:abstractNumId w:val="4"/>
+    <w:abstractNumId w:val="5"/>
   </w:num>
   <w:num w:numId="21" w16cid:durableId="1963219369">
-    <w:abstractNumId w:val="9"/>
+    <w:abstractNumId w:val="13"/>
   </w:num>
   <w:num w:numId="22" w16cid:durableId="646859797">
-    <w:abstractNumId w:val="52"/>
+    <w:abstractNumId w:val="70"/>
   </w:num>
   <w:num w:numId="23" w16cid:durableId="2143114178">
-    <w:abstractNumId w:val="49"/>
+    <w:abstractNumId w:val="65"/>
   </w:num>
   <w:num w:numId="24" w16cid:durableId="1883668302">
-    <w:abstractNumId w:val="48"/>
+    <w:abstractNumId w:val="64"/>
   </w:num>
   <w:num w:numId="25" w16cid:durableId="1220635322">
-    <w:abstractNumId w:val="8"/>
+    <w:abstractNumId w:val="12"/>
   </w:num>
   <w:num w:numId="26" w16cid:durableId="641734779">
-    <w:abstractNumId w:val="16"/>
+    <w:abstractNumId w:val="22"/>
   </w:num>
   <w:num w:numId="27" w16cid:durableId="1525947478">
-    <w:abstractNumId w:val="37"/>
+    <w:abstractNumId w:val="50"/>
   </w:num>
   <w:num w:numId="28" w16cid:durableId="1933389092">
-    <w:abstractNumId w:val="27"/>
+    <w:abstractNumId w:val="37"/>
   </w:num>
   <w:num w:numId="29" w16cid:durableId="32312845">
     <w:abstractNumId w:val="1"/>
   </w:num>
   <w:num w:numId="30" w16cid:durableId="497040658">
+    <w:abstractNumId w:val="31"/>
+  </w:num>
+  <w:num w:numId="31" w16cid:durableId="2110735957">
+    <w:abstractNumId w:val="11"/>
+  </w:num>
+  <w:num w:numId="32" w16cid:durableId="587078355">
+    <w:abstractNumId w:val="57"/>
+  </w:num>
+  <w:num w:numId="33" w16cid:durableId="1924141641">
+    <w:abstractNumId w:val="33"/>
+  </w:num>
+  <w:num w:numId="34" w16cid:durableId="814733">
     <w:abstractNumId w:val="23"/>
   </w:num>
-  <w:num w:numId="31" w16cid:durableId="2110735957">
+  <w:num w:numId="35" w16cid:durableId="1285767954">
+    <w:abstractNumId w:val="48"/>
+  </w:num>
+  <w:num w:numId="36" w16cid:durableId="169218620">
+    <w:abstractNumId w:val="36"/>
+  </w:num>
+  <w:num w:numId="37" w16cid:durableId="2119788811">
+    <w:abstractNumId w:val="30"/>
+  </w:num>
+  <w:num w:numId="38" w16cid:durableId="54738840">
+    <w:abstractNumId w:val="10"/>
+  </w:num>
+  <w:num w:numId="39" w16cid:durableId="869495834">
+    <w:abstractNumId w:val="52"/>
+  </w:num>
+  <w:num w:numId="40" w16cid:durableId="713653437">
+    <w:abstractNumId w:val="61"/>
+  </w:num>
+  <w:num w:numId="41" w16cid:durableId="232007146">
+    <w:abstractNumId w:val="39"/>
+  </w:num>
+  <w:num w:numId="42" w16cid:durableId="1985624812">
+    <w:abstractNumId w:val="44"/>
+  </w:num>
+  <w:num w:numId="43" w16cid:durableId="1079064184">
+    <w:abstractNumId w:val="27"/>
+  </w:num>
+  <w:num w:numId="44" w16cid:durableId="2111587754">
+    <w:abstractNumId w:val="54"/>
+  </w:num>
+  <w:num w:numId="45" w16cid:durableId="236986213">
+    <w:abstractNumId w:val="46"/>
+  </w:num>
+  <w:num w:numId="46" w16cid:durableId="516503442">
+    <w:abstractNumId w:val="19"/>
+  </w:num>
+  <w:num w:numId="47" w16cid:durableId="574634869">
+    <w:abstractNumId w:val="20"/>
+  </w:num>
+  <w:num w:numId="48" w16cid:durableId="1752004617">
+    <w:abstractNumId w:val="16"/>
+  </w:num>
+  <w:num w:numId="49" w16cid:durableId="1688171181">
+    <w:abstractNumId w:val="43"/>
+  </w:num>
+  <w:num w:numId="50" w16cid:durableId="230697815">
+    <w:abstractNumId w:val="28"/>
+  </w:num>
+  <w:num w:numId="51" w16cid:durableId="477920116">
+    <w:abstractNumId w:val="53"/>
+  </w:num>
+  <w:num w:numId="52" w16cid:durableId="338897131">
+    <w:abstractNumId w:val="51"/>
+  </w:num>
+  <w:num w:numId="53" w16cid:durableId="898589324">
+    <w:abstractNumId w:val="69"/>
+  </w:num>
+  <w:num w:numId="54" w16cid:durableId="2024475976">
+    <w:abstractNumId w:val="67"/>
+  </w:num>
+  <w:num w:numId="55" w16cid:durableId="2021659724">
+    <w:abstractNumId w:val="32"/>
+  </w:num>
+  <w:num w:numId="56" w16cid:durableId="483816743">
+    <w:abstractNumId w:val="56"/>
+  </w:num>
+  <w:num w:numId="57" w16cid:durableId="697778383">
+    <w:abstractNumId w:val="35"/>
+  </w:num>
+  <w:num w:numId="58" w16cid:durableId="361175629">
+    <w:abstractNumId w:val="8"/>
+  </w:num>
+  <w:num w:numId="59" w16cid:durableId="651252472">
+    <w:abstractNumId w:val="24"/>
+  </w:num>
+  <w:num w:numId="60" w16cid:durableId="1326782874">
+    <w:abstractNumId w:val="41"/>
+  </w:num>
+  <w:num w:numId="61" w16cid:durableId="603419836">
+    <w:abstractNumId w:val="60"/>
+  </w:num>
+  <w:num w:numId="62" w16cid:durableId="880439986">
+    <w:abstractNumId w:val="17"/>
+  </w:num>
+  <w:num w:numId="63" w16cid:durableId="325716999">
+    <w:abstractNumId w:val="62"/>
+  </w:num>
+  <w:num w:numId="64" w16cid:durableId="385908229">
+    <w:abstractNumId w:val="4"/>
+  </w:num>
+  <w:num w:numId="65" w16cid:durableId="1078790574">
+    <w:abstractNumId w:val="45"/>
+  </w:num>
+  <w:num w:numId="66" w16cid:durableId="653141207">
     <w:abstractNumId w:val="7"/>
   </w:num>
-  <w:num w:numId="32" w16cid:durableId="587078355">
-    <w:abstractNumId w:val="43"/>
+  <w:num w:numId="67" w16cid:durableId="1722442535">
+    <w:abstractNumId w:val="68"/>
   </w:num>
-  <w:num w:numId="33" w16cid:durableId="1924141641">
-    <w:abstractNumId w:val="24"/>
+  <w:num w:numId="68" w16cid:durableId="1398476918">
+    <w:abstractNumId w:val="15"/>
   </w:num>
-  <w:num w:numId="34" w16cid:durableId="814733">
-    <w:abstractNumId w:val="17"/>
-  </w:num>
-  <w:num w:numId="35" w16cid:durableId="1285767954">
-    <w:abstractNumId w:val="35"/>
-  </w:num>
-  <w:num w:numId="36" w16cid:durableId="169218620">
+  <w:num w:numId="69" w16cid:durableId="2089374865">
     <w:abstractNumId w:val="26"/>
   </w:num>
-  <w:num w:numId="37" w16cid:durableId="2119788811">
-    <w:abstractNumId w:val="22"/>
-  </w:num>
-  <w:num w:numId="38" w16cid:durableId="54738840">
+  <w:num w:numId="70" w16cid:durableId="1220239084">
     <w:abstractNumId w:val="6"/>
   </w:num>
-  <w:num w:numId="39" w16cid:durableId="869495834">
-    <w:abstractNumId w:val="39"/>
-  </w:num>
-  <w:num w:numId="40" w16cid:durableId="713653437">
-    <w:abstractNumId w:val="46"/>
-  </w:num>
-  <w:num w:numId="41" w16cid:durableId="232007146">
-    <w:abstractNumId w:val="29"/>
-  </w:num>
-  <w:num w:numId="42" w16cid:durableId="1985624812">
-    <w:abstractNumId w:val="32"/>
-  </w:num>
-  <w:num w:numId="43" w16cid:durableId="1079064184">
-    <w:abstractNumId w:val="19"/>
-  </w:num>
-  <w:num w:numId="44" w16cid:durableId="2111587754">
-    <w:abstractNumId w:val="41"/>
-  </w:num>
-  <w:num w:numId="45" w16cid:durableId="236986213">
-    <w:abstractNumId w:val="33"/>
-  </w:num>
-  <w:num w:numId="46" w16cid:durableId="516503442">
-    <w:abstractNumId w:val="13"/>
-  </w:num>
-  <w:num w:numId="47" w16cid:durableId="574634869">
-    <w:abstractNumId w:val="14"/>
-  </w:num>
-  <w:num w:numId="48" w16cid:durableId="1752004617">
-    <w:abstractNumId w:val="11"/>
-  </w:num>
-  <w:num w:numId="49" w16cid:durableId="1688171181">
-    <w:abstractNumId w:val="31"/>
-  </w:num>
-  <w:num w:numId="50" w16cid:durableId="230697815">
-    <w:abstractNumId w:val="20"/>
-  </w:num>
-  <w:num w:numId="51" w16cid:durableId="477920116">
-    <w:abstractNumId w:val="40"/>
-  </w:num>
-  <w:num w:numId="52" w16cid:durableId="338897131">
-    <w:abstractNumId w:val="38"/>
-  </w:num>
-  <w:num w:numId="53" w16cid:durableId="898589324">
-    <w:abstractNumId w:val="51"/>
+  <w:num w:numId="71" w16cid:durableId="1034884981">
+    <w:abstractNumId w:val="42"/>
   </w:num>
 </w:numbering>
 </file>
@@ -10802,7 +14314,6 @@
     <w:next w:val="Normal"/>
     <w:link w:val="Heading3Char"/>
     <w:uiPriority w:val="9"/>
-    <w:semiHidden/>
     <w:unhideWhenUsed/>
     <w:qFormat/>
     <w:rsid w:val="00714F8C"/>
@@ -11009,7 +14520,6 @@
     <w:basedOn w:val="DefaultParagraphFont"/>
     <w:link w:val="Heading3"/>
     <w:uiPriority w:val="9"/>
-    <w:semiHidden/>
     <w:rsid w:val="00714F8C"/>
     <w:rPr>
       <w:rFonts w:eastAsiaTheme="majorEastAsia" w:cstheme="majorBidi"/>
